--- a/docs/assets/attachments/modules/12.-dummy-variables/12.1-sample-dummy-variables.docx
+++ b/docs/assets/attachments/modules/12.-dummy-variables/12.1-sample-dummy-variables.docx
@@ -1,6 +1,6 @@
 
 <file path=word/document.xml><?xml version="1.0" encoding="utf-8"?>
-<w:document xmlns:wpc="http://schemas.microsoft.com/office/word/2010/wordprocessingCanvas" xmlns:cx="http://schemas.microsoft.com/office/drawing/2014/chartex" xmlns:cx1="http://schemas.microsoft.com/office/drawing/2015/9/8/chartex" xmlns:cx2="http://schemas.microsoft.com/office/drawing/2015/10/21/chartex" xmlns:cx3="http://schemas.microsoft.com/office/drawing/2016/5/9/chartex" xmlns:cx4="http://schemas.microsoft.com/office/drawing/2016/5/10/chartex" xmlns:cx5="http://schemas.microsoft.com/office/drawing/2016/5/11/chartex" xmlns:cx6="http://schemas.microsoft.com/office/drawing/2016/5/12/chartex" xmlns:cx7="http://schemas.microsoft.com/office/drawing/2016/5/13/chartex" xmlns:cx8="http://schemas.microsoft.com/office/drawing/2016/5/14/chartex" xmlns:mc="http://schemas.openxmlformats.org/markup-compatibility/2006" xmlns:aink="http://schemas.microsoft.com/office/drawing/2016/ink" xmlns:am3d="http://schemas.microsoft.com/office/drawing/2017/model3d" xmlns:o="urn:schemas-microsoft-com:office:office" xmlns:oel="http://schemas.microsoft.com/office/2019/extlst" xmlns:r="http://schemas.openxmlformats.org/officeDocument/2006/relationships" xmlns:m="http://schemas.openxmlformats.org/officeDocument/2006/math" xmlns:v="urn:schemas-microsoft-com:vml" xmlns:wp14="http://schemas.microsoft.com/office/word/2010/wordprocessingDrawing" xmlns:wp="http://schemas.openxmlformats.org/drawingml/2006/wordprocessingDrawing" xmlns:w10="urn:schemas-microsoft-com:office:word" xmlns:w="http://schemas.openxmlformats.org/wordprocessingml/2006/main" xmlns:w14="http://schemas.microsoft.com/office/word/2010/wordml" xmlns:w15="http://schemas.microsoft.com/office/word/2012/wordml" xmlns:w16cex="http://schemas.microsoft.com/office/word/2018/wordml/cex" xmlns:w16cid="http://schemas.microsoft.com/office/word/2016/wordml/cid" xmlns:w16="http://schemas.microsoft.com/office/word/2018/wordml" xmlns:w16du="http://schemas.microsoft.com/office/word/2023/wordml/word16du" xmlns:w16sdtdh="http://schemas.microsoft.com/office/word/2020/wordml/sdtdatahash" xmlns:w16sdtfl="http://schemas.microsoft.com/office/word/2024/wordml/sdtformatlock" xmlns:w16se="http://schemas.microsoft.com/office/word/2015/wordml/symex" xmlns:wpg="http://schemas.microsoft.com/office/word/2010/wordprocessingGroup" xmlns:wpi="http://schemas.microsoft.com/office/word/2010/wordprocessingInk" xmlns:wne="http://schemas.microsoft.com/office/word/2006/wordml" xmlns:wps="http://schemas.microsoft.com/office/word/2010/wordprocessingShape" mc:Ignorable="w14 w15 w16se w16cid w16 w16cex w16sdtdh w16sdtfl w16du wp14">
+<w:document xmlns:wpc="http://schemas.microsoft.com/office/word/2010/wordprocessingCanvas" xmlns:cx="http://schemas.microsoft.com/office/drawing/2014/chartex" xmlns:cx1="http://schemas.microsoft.com/office/drawing/2015/9/8/chartex" xmlns:cx2="http://schemas.microsoft.com/office/drawing/2015/10/21/chartex" xmlns:cx3="http://schemas.microsoft.com/office/drawing/2016/5/9/chartex" xmlns:cx4="http://schemas.microsoft.com/office/drawing/2016/5/10/chartex" xmlns:cx5="http://schemas.microsoft.com/office/drawing/2016/5/11/chartex" xmlns:cx6="http://schemas.microsoft.com/office/drawing/2016/5/12/chartex" xmlns:cx7="http://schemas.microsoft.com/office/drawing/2016/5/13/chartex" xmlns:cx8="http://schemas.microsoft.com/office/drawing/2016/5/14/chartex" xmlns:mc="http://schemas.openxmlformats.org/markup-compatibility/2006" xmlns:m="http://schemas.openxmlformats.org/officeDocument/2006/math" xmlns:aink="http://schemas.microsoft.com/office/drawing/2016/ink" xmlns:am3d="http://schemas.microsoft.com/office/drawing/2017/model3d" xmlns:oel="http://schemas.microsoft.com/office/2019/extlst" xmlns:r="http://schemas.openxmlformats.org/officeDocument/2006/relationships" xmlns:wp14="http://schemas.microsoft.com/office/word/2010/wordprocessingDrawing" xmlns:wp="http://schemas.openxmlformats.org/drawingml/2006/wordprocessingDrawing" xmlns:wpg="http://schemas.microsoft.com/office/word/2010/wordprocessingGroup" xmlns:wpi="http://schemas.microsoft.com/office/word/2010/wordprocessingInk" xmlns:wps="http://schemas.microsoft.com/office/word/2010/wordprocessingShape" xmlns:o="urn:schemas-microsoft-com:office:office" xmlns:v="urn:schemas-microsoft-com:vml" xmlns:w10="urn:schemas-microsoft-com:office:word" xmlns:w="http://schemas.openxmlformats.org/wordprocessingml/2006/main" xmlns:w14="http://schemas.microsoft.com/office/word/2010/wordml" xmlns:w15="http://schemas.microsoft.com/office/word/2012/wordml" xmlns:w16cex="http://schemas.microsoft.com/office/word/2018/wordml/cex" xmlns:w16cid="http://schemas.microsoft.com/office/word/2016/wordml/cid" xmlns:w16="http://schemas.microsoft.com/office/word/2018/wordml" xmlns:w16sdtdh="http://schemas.microsoft.com/office/word/2020/wordml/sdtdatahash" xmlns:w16sdtfl="http://schemas.microsoft.com/office/word/2024/wordml/sdtformatlock" xmlns:w16se="http://schemas.microsoft.com/office/word/2015/wordml/symex" xmlns:w16du="http://schemas.microsoft.com/office/word/2023/wordml/word16du" xmlns:wne="http://schemas.microsoft.com/office/word/2006/wordml" mc:Ignorable="w14 w15 w16se w16cid w16 w16cex w16sdtdh w16sdtfl w16du wp14">
   <w:body>
     <w:p>
       <w:pPr>
@@ -1135,6 +1135,7 @@
                 <w:szCs w:val="20"/>
               </w:rPr>
             </w:pPr>
+            <w:proofErr w:type="spellStart"/>
             <w:r>
               <w:rPr>
                 <w:sz w:val="20"/>
@@ -1142,6 +1143,7 @@
               </w:rPr>
               <w:t>compuse</w:t>
             </w:r>
+            <w:proofErr w:type="spellEnd"/>
           </w:p>
         </w:tc>
         <w:tc>
@@ -1252,6 +1254,7 @@
                 <w:szCs w:val="20"/>
               </w:rPr>
             </w:pPr>
+            <w:proofErr w:type="spellStart"/>
             <w:r>
               <w:rPr>
                 <w:sz w:val="20"/>
@@ -1259,6 +1262,7 @@
               </w:rPr>
               <w:t>satjob</w:t>
             </w:r>
+            <w:proofErr w:type="spellEnd"/>
           </w:p>
         </w:tc>
         <w:tc>
@@ -1369,6 +1373,7 @@
                 <w:szCs w:val="20"/>
               </w:rPr>
             </w:pPr>
+            <w:proofErr w:type="spellStart"/>
             <w:r>
               <w:rPr>
                 <w:sz w:val="20"/>
@@ -1376,6 +1381,7 @@
               </w:rPr>
               <w:t>coninc</w:t>
             </w:r>
+            <w:proofErr w:type="spellEnd"/>
           </w:p>
         </w:tc>
         <w:tc>
@@ -1568,7 +1574,35 @@
               <w:rPr>
                 <w:iCs/>
               </w:rPr>
-              <w:t>model4 &lt;- lm(sei10 ~ age + educ + prestg10 + class, data = gss)</w:t>
+              <w:t xml:space="preserve">model4 &lt;- </w:t>
+            </w:r>
+            <w:proofErr w:type="spellStart"/>
+            <w:r>
+              <w:rPr>
+                <w:iCs/>
+              </w:rPr>
+              <w:t>lm</w:t>
+            </w:r>
+            <w:proofErr w:type="spellEnd"/>
+            <w:r>
+              <w:rPr>
+                <w:iCs/>
+              </w:rPr>
+              <w:t xml:space="preserve">(sei10 ~ age + educ + prestg10 + class, data = </w:t>
+            </w:r>
+            <w:proofErr w:type="spellStart"/>
+            <w:r>
+              <w:rPr>
+                <w:iCs/>
+              </w:rPr>
+              <w:t>gss</w:t>
+            </w:r>
+            <w:proofErr w:type="spellEnd"/>
+            <w:r>
+              <w:rPr>
+                <w:iCs/>
+              </w:rPr>
+              <w:t>)</w:t>
             </w:r>
           </w:p>
           <w:p>
@@ -1579,11 +1613,33 @@
                 <w:iCs/>
               </w:rPr>
             </w:pPr>
+            <w:proofErr w:type="spellStart"/>
             <w:r>
               <w:rPr>
                 <w:iCs/>
               </w:rPr>
-              <w:t>tab_model(model4, show.std = T, show.ci = F, collapse.se = T)</w:t>
+              <w:t>tab_model</w:t>
+            </w:r>
+            <w:proofErr w:type="spellEnd"/>
+            <w:r>
+              <w:rPr>
+                <w:iCs/>
+              </w:rPr>
+              <w:t xml:space="preserve">(model4, </w:t>
+            </w:r>
+            <w:proofErr w:type="spellStart"/>
+            <w:r>
+              <w:rPr>
+                <w:iCs/>
+              </w:rPr>
+              <w:t>show.std</w:t>
+            </w:r>
+            <w:proofErr w:type="spellEnd"/>
+            <w:r>
+              <w:rPr>
+                <w:iCs/>
+              </w:rPr>
+              <w:t xml:space="preserve"> = T, show.ci = F, collapse.se = T)</w:t>
             </w:r>
           </w:p>
         </w:tc>
@@ -1648,10 +1704,10 @@
                 <w:noProof/>
               </w:rPr>
               <w:drawing>
-                <wp:inline distT="0" distB="0" distL="0" distR="0" wp14:anchorId="523C0106" wp14:editId="705355B0">
-                  <wp:extent cx="2764301" cy="2649173"/>
-                  <wp:effectExtent l="0" t="0" r="4445" b="5715"/>
-                  <wp:docPr id="1340683228" name="Picture 1"/>
+                <wp:inline distT="0" distB="0" distL="0" distR="0" wp14:anchorId="5D464158" wp14:editId="53855BCC">
+                  <wp:extent cx="2695786" cy="2629061"/>
+                  <wp:effectExtent l="0" t="0" r="0" b="0"/>
+                  <wp:docPr id="694700294" name="Picture 2"/>
                   <wp:cNvGraphicFramePr>
                     <a:graphicFrameLocks xmlns:a="http://schemas.openxmlformats.org/drawingml/2006/main" noChangeAspect="1"/>
                   </wp:cNvGraphicFramePr>
@@ -1659,11 +1715,17 @@
                     <a:graphicData uri="http://schemas.openxmlformats.org/drawingml/2006/picture">
                       <pic:pic xmlns:pic="http://schemas.openxmlformats.org/drawingml/2006/picture">
                         <pic:nvPicPr>
-                          <pic:cNvPr id="1340683228" name=""/>
+                          <pic:cNvPr id="694700294" name="Picture 694700294"/>
                           <pic:cNvPicPr/>
                         </pic:nvPicPr>
                         <pic:blipFill>
-                          <a:blip r:embed="rId9"/>
+                          <a:blip r:embed="rId9" cstate="print">
+                            <a:extLst>
+                              <a:ext uri="{28A0092B-C50C-407E-A947-70E740481C1C}">
+                                <a14:useLocalDpi xmlns:a14="http://schemas.microsoft.com/office/drawing/2010/main" val="0"/>
+                              </a:ext>
+                            </a:extLst>
+                          </a:blip>
                           <a:stretch>
                             <a:fillRect/>
                           </a:stretch>
@@ -1671,7 +1733,7 @@
                         <pic:spPr>
                           <a:xfrm>
                             <a:off x="0" y="0"/>
-                            <a:ext cx="2864105" cy="2744820"/>
+                            <a:ext cx="2749162" cy="2681116"/>
                           </a:xfrm>
                           <a:prstGeom prst="rect">
                             <a:avLst/>
@@ -1739,276 +1801,166 @@
           </w:tcPr>
           <w:p>
             <w:pPr>
+              <w:pStyle w:val="NormalWeb"/>
               <w:shd w:val="clear" w:color="auto" w:fill="FFFFFF"/>
-              <w:rPr>
-                <w:sz w:val="22"/>
-                <w:szCs w:val="22"/>
-              </w:rPr>
+              <w:spacing w:before="0" w:beforeAutospacing="0" w:after="240" w:afterAutospacing="0"/>
             </w:pPr>
-            <w:bookmarkStart w:id="5" w:name="_Hlk229465391"/>
-            <w:r>
-              <w:rPr>
+            <w:r>
+              <w:rPr>
+                <w:rFonts w:ascii="Arial" w:hAnsi="Arial" w:cs="Arial"/>
                 <w:b/>
-                <w:sz w:val="22"/>
-                <w:szCs w:val="22"/>
-              </w:rPr>
-              <w:t>First paragraph</w:t>
-            </w:r>
-            <w:r>
-              <w:rPr>
-                <w:sz w:val="22"/>
-                <w:szCs w:val="22"/>
-              </w:rPr>
-              <w:t>:</w:t>
+                <w:bCs/>
+                <w:color w:val="000000"/>
+              </w:rPr>
+              <w:t>First paragraph: The significance levels</w:t>
             </w:r>
           </w:p>
           <w:p>
             <w:pPr>
+              <w:pStyle w:val="NormalWeb"/>
               <w:shd w:val="clear" w:color="auto" w:fill="FFFFFF"/>
-              <w:spacing w:after="200"/>
-              <w:rPr>
-                <w:sz w:val="22"/>
-                <w:szCs w:val="22"/>
-              </w:rPr>
+              <w:spacing w:before="0" w:beforeAutospacing="0" w:after="240" w:afterAutospacing="0"/>
             </w:pPr>
             <w:r>
               <w:rPr>
-                <w:sz w:val="22"/>
-                <w:szCs w:val="22"/>
-              </w:rPr>
-              <w:t xml:space="preserve">Respondents' education in years, respondents' occupational prestige score, and </w:t>
-            </w:r>
-            <w:bookmarkStart w:id="6" w:name="_Hlk229456220"/>
-            <w:r>
-              <w:rPr>
-                <w:sz w:val="22"/>
-                <w:szCs w:val="22"/>
-              </w:rPr>
-              <w:t xml:space="preserve">respondents' subjective class identification </w:t>
-            </w:r>
-            <w:bookmarkEnd w:id="6"/>
-            <w:r>
-              <w:rPr>
-                <w:sz w:val="22"/>
-                <w:szCs w:val="22"/>
-              </w:rPr>
-              <w:t xml:space="preserve">are statistically significant predictors of respondents’ socio-economic index score since the p values are less than 0.05. </w:t>
+                <w:rFonts w:ascii="Arial" w:hAnsi="Arial" w:cs="Arial"/>
+                <w:color w:val="000000"/>
+              </w:rPr>
+              <w:t>Respondents' education in years, respondents' occupational prestige score, and respondents' subjective class identification have statistically significant associations with respondents' socio-economic index score since their p-values are less than 0.05.</w:t>
             </w:r>
           </w:p>
           <w:p>
             <w:pPr>
+              <w:pStyle w:val="NormalWeb"/>
               <w:shd w:val="clear" w:color="auto" w:fill="FFFFFF"/>
-              <w:spacing w:after="200"/>
-              <w:rPr>
-                <w:sz w:val="22"/>
-                <w:szCs w:val="22"/>
-              </w:rPr>
+              <w:spacing w:before="0" w:beforeAutospacing="0" w:after="240" w:afterAutospacing="0"/>
             </w:pPr>
             <w:r>
               <w:rPr>
-                <w:sz w:val="22"/>
-                <w:szCs w:val="22"/>
-              </w:rPr>
-              <w:t>Respondents’ age is not a statistically significant predictor of socio-economic index score since the p value is greater than 0.05.</w:t>
+                <w:rFonts w:ascii="Arial" w:hAnsi="Arial" w:cs="Arial"/>
+                <w:color w:val="000000"/>
+              </w:rPr>
+              <w:t>Respondents' age is not a statistically significant factor of respondents' socio-economic index score since the p-value is greater than 0.05.</w:t>
             </w:r>
           </w:p>
           <w:p>
             <w:pPr>
+              <w:pStyle w:val="NormalWeb"/>
               <w:shd w:val="clear" w:color="auto" w:fill="FFFFFF"/>
-              <w:rPr>
-                <w:sz w:val="22"/>
-                <w:szCs w:val="22"/>
-              </w:rPr>
+              <w:spacing w:before="0" w:beforeAutospacing="0" w:after="240" w:afterAutospacing="0"/>
             </w:pPr>
             <w:r>
               <w:rPr>
+                <w:rFonts w:ascii="Arial" w:hAnsi="Arial" w:cs="Arial"/>
                 <w:b/>
-                <w:sz w:val="22"/>
-                <w:szCs w:val="22"/>
-              </w:rPr>
-              <w:t>Second paragraph</w:t>
-            </w:r>
-            <w:r>
-              <w:rPr>
-                <w:sz w:val="22"/>
-                <w:szCs w:val="22"/>
-              </w:rPr>
-              <w:t>:</w:t>
+                <w:bCs/>
+                <w:color w:val="000000"/>
+              </w:rPr>
+              <w:t>Second paragraph: The explanation of coefficients</w:t>
             </w:r>
           </w:p>
           <w:p>
             <w:pPr>
-              <w:widowControl w:val="0"/>
-              <w:rPr>
-                <w:sz w:val="22"/>
-                <w:szCs w:val="22"/>
-              </w:rPr>
+              <w:pStyle w:val="NormalWeb"/>
+              <w:shd w:val="clear" w:color="auto" w:fill="FFFFFF"/>
+              <w:spacing w:before="0" w:beforeAutospacing="0" w:after="0" w:afterAutospacing="0"/>
             </w:pPr>
             <w:r>
               <w:rPr>
-                <w:sz w:val="22"/>
-                <w:szCs w:val="22"/>
-              </w:rPr>
-              <w:t xml:space="preserve">A year increase in respondents' education increases respondents’ socio-economic index score by 1.62 points. </w:t>
+                <w:rFonts w:ascii="Arial" w:hAnsi="Arial" w:cs="Arial"/>
+                <w:color w:val="000000"/>
+              </w:rPr>
+              <w:t>One additional year of respondents' education is associated with 1.62 points higher predicted socio-economic index score.</w:t>
             </w:r>
           </w:p>
           <w:p>
             <w:pPr>
-              <w:widowControl w:val="0"/>
-              <w:rPr>
-                <w:sz w:val="22"/>
-                <w:szCs w:val="22"/>
-              </w:rPr>
+              <w:pStyle w:val="NormalWeb"/>
+              <w:shd w:val="clear" w:color="auto" w:fill="FFFFFF"/>
+              <w:spacing w:before="0" w:beforeAutospacing="0" w:after="240" w:afterAutospacing="0"/>
             </w:pPr>
             <w:r>
               <w:rPr>
-                <w:sz w:val="22"/>
-                <w:szCs w:val="22"/>
-              </w:rPr>
-              <w:t xml:space="preserve">One unit increase in occupational prestige score increases respondents’ socio-economic index score by 1.18 points. </w:t>
+                <w:rFonts w:ascii="Arial" w:hAnsi="Arial" w:cs="Arial"/>
+                <w:color w:val="000000"/>
+              </w:rPr>
+              <w:t>One additional point of respondents' occupational prestige score is associated with 1.18 points higher predicted socio-economic index score.</w:t>
             </w:r>
           </w:p>
           <w:p>
             <w:pPr>
-              <w:widowControl w:val="0"/>
-              <w:rPr>
-                <w:sz w:val="22"/>
-                <w:szCs w:val="22"/>
-              </w:rPr>
+              <w:pStyle w:val="NormalWeb"/>
+              <w:shd w:val="clear" w:color="auto" w:fill="FFFFFF"/>
+              <w:spacing w:before="0" w:beforeAutospacing="0" w:after="240" w:afterAutospacing="0"/>
             </w:pPr>
             <w:r>
               <w:rPr>
-                <w:sz w:val="22"/>
-                <w:szCs w:val="22"/>
-              </w:rPr>
-              <w:t xml:space="preserve">One unit increase in </w:t>
-            </w:r>
-            <w:bookmarkStart w:id="7" w:name="_Hlk229456298"/>
-            <w:r>
-              <w:rPr>
-                <w:sz w:val="22"/>
-                <w:szCs w:val="22"/>
-              </w:rPr>
-              <w:t xml:space="preserve">respondents' subjective class identification </w:t>
-            </w:r>
-            <w:bookmarkEnd w:id="7"/>
-            <w:r>
-              <w:rPr>
-                <w:sz w:val="22"/>
-                <w:szCs w:val="22"/>
-              </w:rPr>
-              <w:t>increases socio-economic index score by 0.12 points.</w:t>
+                <w:rFonts w:ascii="Arial" w:hAnsi="Arial" w:cs="Arial"/>
+                <w:color w:val="000000"/>
+              </w:rPr>
+              <w:lastRenderedPageBreak/>
+              <w:t>One additional category of respondents' subjective class identification is associated with 0.12 points higher predicted socio-economic index score.</w:t>
             </w:r>
           </w:p>
           <w:p>
             <w:pPr>
+              <w:pStyle w:val="NormalWeb"/>
               <w:shd w:val="clear" w:color="auto" w:fill="FFFFFF"/>
-              <w:rPr>
-                <w:sz w:val="22"/>
-                <w:szCs w:val="22"/>
-              </w:rPr>
+              <w:spacing w:before="0" w:beforeAutospacing="0" w:after="240" w:afterAutospacing="0"/>
             </w:pPr>
             <w:r>
               <w:rPr>
+                <w:rFonts w:ascii="Arial" w:hAnsi="Arial" w:cs="Arial"/>
                 <w:b/>
-                <w:sz w:val="22"/>
-                <w:szCs w:val="22"/>
-              </w:rPr>
-              <w:t>Third paragraph</w:t>
-            </w:r>
-            <w:r>
-              <w:rPr>
-                <w:sz w:val="22"/>
-                <w:szCs w:val="22"/>
-              </w:rPr>
-              <w:t>:</w:t>
+                <w:bCs/>
+                <w:color w:val="000000"/>
+              </w:rPr>
+              <w:t>Third paragraph: The explanation of standardized coefficients</w:t>
             </w:r>
           </w:p>
           <w:p>
             <w:pPr>
-              <w:rPr>
-                <w:sz w:val="22"/>
-                <w:szCs w:val="22"/>
-              </w:rPr>
+              <w:pStyle w:val="NormalWeb"/>
+              <w:shd w:val="clear" w:color="auto" w:fill="FFFFFF"/>
+              <w:spacing w:before="0" w:beforeAutospacing="0" w:after="240" w:afterAutospacing="0"/>
             </w:pPr>
             <w:r>
               <w:rPr>
-                <w:sz w:val="22"/>
-                <w:szCs w:val="22"/>
-              </w:rPr>
-              <w:t>The strongest predictor of respondents’ socio-economic index score is occupational prestige score (</w:t>
-            </w:r>
-            <w:bookmarkStart w:id="8" w:name="_Hlk229456277"/>
-            <w:r>
-              <w:rPr>
-                <w:sz w:val="22"/>
-                <w:szCs w:val="22"/>
-              </w:rPr>
-              <w:t>std.Coeff=0.69</w:t>
-            </w:r>
-            <w:bookmarkEnd w:id="8"/>
-            <w:r>
-              <w:rPr>
-                <w:sz w:val="22"/>
-                <w:szCs w:val="22"/>
-              </w:rPr>
-              <w:t>), followed by respondents' education in years (</w:t>
-            </w:r>
-            <w:bookmarkStart w:id="9" w:name="_Hlk229456305"/>
-            <w:r>
-              <w:rPr>
-                <w:sz w:val="22"/>
-                <w:szCs w:val="22"/>
-              </w:rPr>
-              <w:t>std.Coeff=0.19</w:t>
-            </w:r>
-            <w:bookmarkEnd w:id="9"/>
-            <w:r>
-              <w:rPr>
-                <w:sz w:val="22"/>
-                <w:szCs w:val="22"/>
-              </w:rPr>
-              <w:t>), and respondents' subjective class identification (std.Coeff=0.12).</w:t>
+                <w:rFonts w:ascii="Arial" w:hAnsi="Arial" w:cs="Arial"/>
+                <w:color w:val="000000"/>
+              </w:rPr>
+              <w:t>The largest standardized association with respondents' socio-economic index score is for respondents' occupational prestige score (std. Coeff=0.69), followed by respondents' education in years (std. Coeff=0.19), and respondents' subjective class identification (std. Coeff=0.12).</w:t>
             </w:r>
           </w:p>
           <w:p>
             <w:pPr>
+              <w:pStyle w:val="NormalWeb"/>
               <w:shd w:val="clear" w:color="auto" w:fill="FFFFFF"/>
-              <w:rPr>
-                <w:sz w:val="22"/>
-                <w:szCs w:val="22"/>
-              </w:rPr>
+              <w:spacing w:before="0" w:beforeAutospacing="0" w:after="240" w:afterAutospacing="0"/>
             </w:pPr>
             <w:r>
               <w:rPr>
+                <w:rFonts w:ascii="Arial" w:hAnsi="Arial" w:cs="Arial"/>
                 <w:b/>
-                <w:sz w:val="22"/>
-                <w:szCs w:val="22"/>
-              </w:rPr>
-              <w:lastRenderedPageBreak/>
-              <w:t>Fourth paragraph</w:t>
-            </w:r>
-            <w:r>
-              <w:rPr>
-                <w:sz w:val="22"/>
-                <w:szCs w:val="22"/>
-              </w:rPr>
-              <w:t>:</w:t>
+                <w:bCs/>
+                <w:color w:val="000000"/>
+              </w:rPr>
+              <w:t>Fourth paragraph: The explanation of adjusted R-squared</w:t>
             </w:r>
           </w:p>
           <w:p>
             <w:pPr>
+              <w:pStyle w:val="NormalWeb"/>
               <w:shd w:val="clear" w:color="auto" w:fill="FFFFFF"/>
-              <w:spacing w:after="0"/>
+              <w:spacing w:before="0" w:beforeAutospacing="0" w:after="260" w:afterAutospacing="0"/>
             </w:pPr>
             <w:r>
               <w:rPr>
-                <w:sz w:val="22"/>
-                <w:szCs w:val="22"/>
-              </w:rPr>
-              <w:t>The adjusted R squared value indicates that 71.7% of the variation in respondents’ socio-economic index score can be explained by the occupational prestige score, respondents' education in years, and respondents' subjective class identification.</w:t>
-            </w:r>
-            <w:bookmarkEnd w:id="5"/>
+                <w:rFonts w:ascii="Arial" w:hAnsi="Arial" w:cs="Arial"/>
+                <w:color w:val="000000"/>
+              </w:rPr>
+              <w:t>The adjusted R-squared value indicates that the model, which includes respondents' education in years, respondents' occupational prestige score, respondents' subjective class identification, and respondents' age, accounts for 71.7% of the variation in respondents' socio-economic index score.</w:t>
+            </w:r>
           </w:p>
         </w:tc>
       </w:tr>
@@ -2053,6 +2005,7 @@
       <w:r>
         <w:t xml:space="preserve">a frequency table of </w:t>
       </w:r>
+      <w:proofErr w:type="spellStart"/>
       <w:r>
         <w:rPr>
           <w:b/>
@@ -2060,6 +2013,7 @@
         </w:rPr>
         <w:t>compuse</w:t>
       </w:r>
+      <w:proofErr w:type="spellEnd"/>
       <w:r>
         <w:t>. Paste the frequency table and</w:t>
       </w:r>
@@ -2112,7 +2066,7 @@
               <w:widowControl w:val="0"/>
               <w:spacing w:after="0"/>
             </w:pPr>
-            <w:bookmarkStart w:id="10" w:name="_Hlk229462586"/>
+            <w:bookmarkStart w:id="5" w:name="_Hlk229462586"/>
             <w:r>
               <w:rPr>
                 <w:b/>
@@ -2145,11 +2099,33 @@
                 <w:iCs/>
               </w:rPr>
             </w:pPr>
+            <w:proofErr w:type="spellStart"/>
             <w:r>
               <w:rPr>
                 <w:iCs/>
               </w:rPr>
-              <w:t>frq(gss$compuse, out = "v")</w:t>
+              <w:t>frq</w:t>
+            </w:r>
+            <w:proofErr w:type="spellEnd"/>
+            <w:r>
+              <w:rPr>
+                <w:iCs/>
+              </w:rPr>
+              <w:t>(</w:t>
+            </w:r>
+            <w:proofErr w:type="spellStart"/>
+            <w:r>
+              <w:rPr>
+                <w:iCs/>
+              </w:rPr>
+              <w:t>gss$compuse</w:t>
+            </w:r>
+            <w:proofErr w:type="spellEnd"/>
+            <w:r>
+              <w:rPr>
+                <w:iCs/>
+              </w:rPr>
+              <w:t>, out = "v")</w:t>
             </w:r>
           </w:p>
         </w:tc>
@@ -2328,7 +2304,7 @@
         </w:tc>
       </w:tr>
     </w:tbl>
-    <w:bookmarkEnd w:id="10"/>
+    <w:bookmarkEnd w:id="5"/>
     <w:p>
       <w:pPr>
         <w:pStyle w:val="numberingqs"/>
@@ -2344,12 +2320,21 @@
         </w:rPr>
         <w:t xml:space="preserve">Using the original variable of </w:t>
       </w:r>
+      <w:proofErr w:type="spellStart"/>
       <w:r>
         <w:rPr>
           <w:b/>
           <w:lang w:val="en"/>
         </w:rPr>
-        <w:t xml:space="preserve">compuse, </w:t>
+        <w:t>compuse</w:t>
+      </w:r>
+      <w:proofErr w:type="spellEnd"/>
+      <w:r>
+        <w:rPr>
+          <w:b/>
+          <w:lang w:val="en"/>
+        </w:rPr>
+        <w:t xml:space="preserve">, </w:t>
       </w:r>
       <w:r>
         <w:rPr>
@@ -2363,14 +2348,17 @@
         <w:pStyle w:val="ListParagraph"/>
       </w:pPr>
       <w:r>
+        <w:lastRenderedPageBreak/>
         <w:t xml:space="preserve">The name of the first dummy variable: </w:t>
       </w:r>
+      <w:proofErr w:type="spellStart"/>
       <w:r>
         <w:rPr>
           <w:b/>
         </w:rPr>
         <w:t>usecomputer</w:t>
       </w:r>
+      <w:proofErr w:type="spellEnd"/>
     </w:p>
     <w:p>
       <w:pPr>
@@ -2380,15 +2368,15 @@
           <w:numId w:val="1"/>
         </w:numPr>
       </w:pPr>
-      <w:bookmarkStart w:id="11" w:name="_Hlk229462468"/>
+      <w:bookmarkStart w:id="6" w:name="_Hlk229462468"/>
       <w:r>
         <w:t xml:space="preserve">The variable label: </w:t>
       </w:r>
-      <w:bookmarkStart w:id="12" w:name="_Hlk229464019"/>
+      <w:bookmarkStart w:id="7" w:name="_Hlk229464019"/>
       <w:r>
         <w:t>Using computer</w:t>
       </w:r>
-      <w:bookmarkEnd w:id="12"/>
+      <w:bookmarkEnd w:id="7"/>
     </w:p>
     <w:p>
       <w:pPr>
@@ -2400,7 +2388,7 @@
         <w:ind w:left="1800"/>
       </w:pPr>
     </w:p>
-    <w:bookmarkEnd w:id="11"/>
+    <w:bookmarkEnd w:id="6"/>
     <w:p>
       <w:pPr>
         <w:pStyle w:val="ListParagraph"/>
@@ -2409,6 +2397,7 @@
       <w:r>
         <w:t xml:space="preserve">The name of the second dummy variable: </w:t>
       </w:r>
+      <w:proofErr w:type="spellStart"/>
       <w:r>
         <w:rPr>
           <w:b/>
@@ -2421,6 +2410,7 @@
         </w:rPr>
         <w:t>r</w:t>
       </w:r>
+      <w:proofErr w:type="spellEnd"/>
     </w:p>
     <w:p>
       <w:pPr>
@@ -2433,11 +2423,11 @@
       <w:r>
         <w:t xml:space="preserve">The variable label: </w:t>
       </w:r>
-      <w:bookmarkStart w:id="13" w:name="_Hlk229464027"/>
+      <w:bookmarkStart w:id="8" w:name="_Hlk229464027"/>
       <w:r>
         <w:t>Not using computer</w:t>
       </w:r>
-      <w:bookmarkEnd w:id="13"/>
+      <w:bookmarkEnd w:id="8"/>
     </w:p>
     <w:p>
       <w:pPr>
@@ -2496,7 +2486,7 @@
               <w:widowControl w:val="0"/>
               <w:spacing w:after="0"/>
             </w:pPr>
-            <w:bookmarkStart w:id="14" w:name="_Hlk229463206"/>
+            <w:bookmarkStart w:id="9" w:name="_Hlk229463206"/>
             <w:r>
               <w:rPr>
                 <w:b/>
@@ -2529,11 +2519,19 @@
                 <w:iCs/>
               </w:rPr>
             </w:pPr>
+            <w:proofErr w:type="spellStart"/>
             <w:r>
               <w:rPr>
                 <w:iCs/>
               </w:rPr>
-              <w:t xml:space="preserve">gss$usecomputeratwork &lt;- </w:t>
+              <w:t>gss$usecomputeratwork</w:t>
+            </w:r>
+            <w:proofErr w:type="spellEnd"/>
+            <w:r>
+              <w:rPr>
+                <w:iCs/>
+              </w:rPr>
+              <w:t xml:space="preserve"> &lt;- </w:t>
             </w:r>
           </w:p>
           <w:p>
@@ -2544,11 +2542,33 @@
                 <w:iCs/>
               </w:rPr>
             </w:pPr>
+            <w:proofErr w:type="spellStart"/>
             <w:r>
               <w:rPr>
                 <w:iCs/>
               </w:rPr>
-              <w:t>ifelse(gss$compuse == 1, 1, 0,</w:t>
+              <w:t>ifelse</w:t>
+            </w:r>
+            <w:proofErr w:type="spellEnd"/>
+            <w:r>
+              <w:rPr>
+                <w:iCs/>
+              </w:rPr>
+              <w:t>(</w:t>
+            </w:r>
+            <w:proofErr w:type="spellStart"/>
+            <w:r>
+              <w:rPr>
+                <w:iCs/>
+              </w:rPr>
+              <w:t>gss$compuse</w:t>
+            </w:r>
+            <w:proofErr w:type="spellEnd"/>
+            <w:r>
+              <w:rPr>
+                <w:iCs/>
+              </w:rPr>
+              <w:t xml:space="preserve"> == 1, 1, 0,</w:t>
             </w:r>
           </w:p>
           <w:p>
@@ -2626,11 +2646,19 @@
                 <w:iCs/>
               </w:rPr>
             </w:pPr>
+            <w:proofErr w:type="spellStart"/>
             <w:r>
               <w:rPr>
                 <w:iCs/>
               </w:rPr>
-              <w:t xml:space="preserve">gss$nousecomputeratwork &lt;- </w:t>
+              <w:t>gss$nousecomputeratwork</w:t>
+            </w:r>
+            <w:proofErr w:type="spellEnd"/>
+            <w:r>
+              <w:rPr>
+                <w:iCs/>
+              </w:rPr>
+              <w:t xml:space="preserve"> &lt;- </w:t>
             </w:r>
           </w:p>
           <w:p>
@@ -2641,11 +2669,33 @@
                 <w:iCs/>
               </w:rPr>
             </w:pPr>
+            <w:proofErr w:type="spellStart"/>
             <w:r>
               <w:rPr>
                 <w:iCs/>
               </w:rPr>
-              <w:t>ifelse(gss$compuse == 2, 1, 0,</w:t>
+              <w:t>ifelse</w:t>
+            </w:r>
+            <w:proofErr w:type="spellEnd"/>
+            <w:r>
+              <w:rPr>
+                <w:iCs/>
+              </w:rPr>
+              <w:t>(</w:t>
+            </w:r>
+            <w:proofErr w:type="spellStart"/>
+            <w:r>
+              <w:rPr>
+                <w:iCs/>
+              </w:rPr>
+              <w:t>gss$compuse</w:t>
+            </w:r>
+            <w:proofErr w:type="spellEnd"/>
+            <w:r>
+              <w:rPr>
+                <w:iCs/>
+              </w:rPr>
+              <w:t xml:space="preserve"> == 2, 1, 0,</w:t>
             </w:r>
           </w:p>
           <w:p>
@@ -2675,14 +2725,13 @@
           <w:bCs/>
         </w:rPr>
       </w:pPr>
-      <w:bookmarkStart w:id="15" w:name="_Hlk229463283"/>
-      <w:bookmarkEnd w:id="14"/>
+      <w:bookmarkStart w:id="10" w:name="_Hlk229463283"/>
+      <w:bookmarkEnd w:id="9"/>
       <w:r>
         <w:rPr>
           <w:b/>
           <w:bCs/>
         </w:rPr>
-        <w:lastRenderedPageBreak/>
         <w:t xml:space="preserve">Creating dummy variables </w:t>
       </w:r>
       <w:r>
@@ -2706,11 +2755,12 @@
           <w:bCs/>
         </w:rPr>
       </w:pPr>
-      <w:bookmarkStart w:id="16" w:name="_Hlk229463299"/>
-      <w:bookmarkEnd w:id="15"/>
+      <w:bookmarkStart w:id="11" w:name="_Hlk229463299"/>
+      <w:bookmarkEnd w:id="10"/>
       <w:r>
         <w:t xml:space="preserve">Create a frequency table of </w:t>
       </w:r>
+      <w:proofErr w:type="spellStart"/>
       <w:r>
         <w:rPr>
           <w:b/>
@@ -2718,6 +2768,7 @@
         </w:rPr>
         <w:t>satjob</w:t>
       </w:r>
+      <w:proofErr w:type="spellEnd"/>
       <w:r>
         <w:t xml:space="preserve">. Paste the frequency table and interpret </w:t>
       </w:r>
@@ -2770,8 +2821,8 @@
               <w:widowControl w:val="0"/>
               <w:spacing w:after="0"/>
             </w:pPr>
-            <w:bookmarkStart w:id="17" w:name="_Hlk229463328"/>
-            <w:bookmarkEnd w:id="16"/>
+            <w:bookmarkStart w:id="12" w:name="_Hlk229463328"/>
+            <w:bookmarkEnd w:id="11"/>
             <w:r>
               <w:rPr>
                 <w:b/>
@@ -2804,11 +2855,33 @@
                 <w:iCs/>
               </w:rPr>
             </w:pPr>
+            <w:proofErr w:type="spellStart"/>
             <w:r>
               <w:rPr>
                 <w:iCs/>
               </w:rPr>
-              <w:t>frq(gss$satjob, out = "v")</w:t>
+              <w:t>frq</w:t>
+            </w:r>
+            <w:proofErr w:type="spellEnd"/>
+            <w:r>
+              <w:rPr>
+                <w:iCs/>
+              </w:rPr>
+              <w:t>(</w:t>
+            </w:r>
+            <w:proofErr w:type="spellStart"/>
+            <w:r>
+              <w:rPr>
+                <w:iCs/>
+              </w:rPr>
+              <w:t>gss$satjob</w:t>
+            </w:r>
+            <w:proofErr w:type="spellEnd"/>
+            <w:r>
+              <w:rPr>
+                <w:iCs/>
+              </w:rPr>
+              <w:t>, out = "v")</w:t>
             </w:r>
           </w:p>
         </w:tc>
@@ -2839,7 +2912,7 @@
               <w:widowControl w:val="0"/>
               <w:spacing w:after="0"/>
             </w:pPr>
-            <w:bookmarkStart w:id="18" w:name="_Hlk229463781"/>
+            <w:bookmarkStart w:id="13" w:name="_Hlk229463781"/>
             <w:r>
               <w:rPr>
                 <w:b/>
@@ -3030,15 +3103,16 @@
         </w:numPr>
         <w:spacing w:before="240"/>
       </w:pPr>
-      <w:bookmarkStart w:id="19" w:name="_Hlk229463347"/>
-      <w:bookmarkEnd w:id="17"/>
-      <w:bookmarkEnd w:id="18"/>
+      <w:bookmarkStart w:id="14" w:name="_Hlk229463347"/>
+      <w:bookmarkEnd w:id="12"/>
+      <w:bookmarkEnd w:id="13"/>
       <w:r>
         <w:rPr>
           <w:lang w:val="en"/>
         </w:rPr>
         <w:t xml:space="preserve">Using the original variable of </w:t>
       </w:r>
+      <w:proofErr w:type="spellStart"/>
       <w:r>
         <w:rPr>
           <w:b/>
@@ -3046,6 +3120,7 @@
         </w:rPr>
         <w:t>satjob</w:t>
       </w:r>
+      <w:proofErr w:type="spellEnd"/>
       <w:r>
         <w:rPr>
           <w:b/>
@@ -3079,7 +3154,8 @@
       <w:r>
         <w:t xml:space="preserve">The name of the first dummy variable: </w:t>
       </w:r>
-      <w:bookmarkStart w:id="20" w:name="_Hlk229464109"/>
+      <w:bookmarkStart w:id="15" w:name="_Hlk229464109"/>
+      <w:proofErr w:type="spellStart"/>
       <w:r>
         <w:rPr>
           <w:b/>
@@ -3092,7 +3168,8 @@
         </w:rPr>
         <w:t>atisfied</w:t>
       </w:r>
-      <w:bookmarkEnd w:id="20"/>
+      <w:bookmarkEnd w:id="15"/>
+      <w:proofErr w:type="spellEnd"/>
     </w:p>
     <w:p>
       <w:pPr>
@@ -3102,7 +3179,7 @@
           <w:numId w:val="1"/>
         </w:numPr>
       </w:pPr>
-      <w:bookmarkStart w:id="21" w:name="_Hlk229463043"/>
+      <w:bookmarkStart w:id="16" w:name="_Hlk229463043"/>
       <w:r>
         <w:t>No merging for this dummy variable</w:t>
       </w:r>
@@ -3118,11 +3195,11 @@
       <w:r>
         <w:t xml:space="preserve">The variable label: </w:t>
       </w:r>
-      <w:bookmarkStart w:id="22" w:name="_Hlk229464115"/>
+      <w:bookmarkStart w:id="17" w:name="_Hlk229464115"/>
       <w:r>
         <w:t>Being very satisfied with work</w:t>
       </w:r>
-      <w:bookmarkEnd w:id="22"/>
+      <w:bookmarkEnd w:id="17"/>
     </w:p>
     <w:p>
       <w:pPr>
@@ -3134,7 +3211,7 @@
         <w:ind w:left="1800"/>
       </w:pPr>
     </w:p>
-    <w:bookmarkEnd w:id="21"/>
+    <w:bookmarkEnd w:id="16"/>
     <w:p>
       <w:pPr>
         <w:pStyle w:val="ListParagraph"/>
@@ -3142,12 +3219,14 @@
       <w:r>
         <w:t xml:space="preserve">The name of the second dummy variable: </w:t>
       </w:r>
+      <w:proofErr w:type="spellStart"/>
       <w:r>
         <w:rPr>
           <w:b/>
         </w:rPr>
         <w:t>moderatelysatisfied</w:t>
       </w:r>
+      <w:proofErr w:type="spellEnd"/>
     </w:p>
     <w:p>
       <w:pPr>
@@ -3157,7 +3236,7 @@
           <w:numId w:val="1"/>
         </w:numPr>
       </w:pPr>
-      <w:bookmarkStart w:id="23" w:name="_Hlk229463060"/>
+      <w:bookmarkStart w:id="18" w:name="_Hlk229463060"/>
       <w:r>
         <w:t>No merging for this dummy variable</w:t>
       </w:r>
@@ -3171,13 +3250,14 @@
         </w:numPr>
       </w:pPr>
       <w:r>
+        <w:lastRenderedPageBreak/>
         <w:t xml:space="preserve">The variable label: </w:t>
       </w:r>
-      <w:bookmarkStart w:id="24" w:name="_Hlk229464123"/>
+      <w:bookmarkStart w:id="19" w:name="_Hlk229464123"/>
       <w:r>
         <w:t>Being moderately satisfied with work</w:t>
       </w:r>
-      <w:bookmarkEnd w:id="24"/>
+      <w:bookmarkEnd w:id="19"/>
     </w:p>
     <w:p>
       <w:pPr>
@@ -3189,7 +3269,7 @@
         <w:ind w:left="1800"/>
       </w:pPr>
     </w:p>
-    <w:bookmarkEnd w:id="23"/>
+    <w:bookmarkEnd w:id="18"/>
     <w:p>
       <w:pPr>
         <w:pStyle w:val="ListParagraph"/>
@@ -3197,12 +3277,14 @@
       <w:r>
         <w:t xml:space="preserve">The name of the third dummy variable: </w:t>
       </w:r>
+      <w:proofErr w:type="spellStart"/>
       <w:r>
         <w:rPr>
           <w:b/>
         </w:rPr>
         <w:t>notsatisfied</w:t>
       </w:r>
+      <w:proofErr w:type="spellEnd"/>
     </w:p>
     <w:p>
       <w:pPr>
@@ -3215,11 +3297,11 @@
       <w:r>
         <w:t xml:space="preserve">Merge “a little dissatisfied” and “very </w:t>
       </w:r>
-      <w:bookmarkStart w:id="25" w:name="_Hlk229463099"/>
+      <w:bookmarkStart w:id="20" w:name="_Hlk229463099"/>
       <w:r>
         <w:t>dissatisfied</w:t>
       </w:r>
-      <w:bookmarkEnd w:id="25"/>
+      <w:bookmarkEnd w:id="20"/>
       <w:r>
         <w:t>” values for this dummy variable</w:t>
       </w:r>
@@ -3235,12 +3317,12 @@
       <w:r>
         <w:t xml:space="preserve">The variable label: </w:t>
       </w:r>
-      <w:bookmarkStart w:id="26" w:name="_Hlk229464131"/>
+      <w:bookmarkStart w:id="21" w:name="_Hlk229464131"/>
       <w:r>
         <w:t>Being dissatisfied with work</w:t>
       </w:r>
-      <w:bookmarkStart w:id="27" w:name="_Hlk229463214"/>
-      <w:bookmarkEnd w:id="26"/>
+      <w:bookmarkStart w:id="22" w:name="_Hlk229463214"/>
+      <w:bookmarkEnd w:id="21"/>
     </w:p>
     <w:p>
       <w:pPr>
@@ -3253,7 +3335,7 @@
       <w:r>
         <w:t>This is the comparison dummy variable (omit this variable</w:t>
       </w:r>
-      <w:bookmarkEnd w:id="27"/>
+      <w:bookmarkEnd w:id="22"/>
       <w:r>
         <w:t>)</w:t>
       </w:r>
@@ -3298,7 +3380,7 @@
               <w:right w:w="144" w:type="dxa"/>
             </w:tcMar>
           </w:tcPr>
-          <w:bookmarkEnd w:id="19"/>
+          <w:bookmarkEnd w:id="14"/>
           <w:p>
             <w:pPr>
               <w:widowControl w:val="0"/>
@@ -3336,11 +3418,19 @@
                 <w:iCs/>
               </w:rPr>
             </w:pPr>
+            <w:proofErr w:type="spellStart"/>
             <w:r>
               <w:rPr>
                 <w:iCs/>
               </w:rPr>
-              <w:t xml:space="preserve">gss$verysatisfied &lt;- </w:t>
+              <w:t>gss$verysatisfied</w:t>
+            </w:r>
+            <w:proofErr w:type="spellEnd"/>
+            <w:r>
+              <w:rPr>
+                <w:iCs/>
+              </w:rPr>
+              <w:t xml:space="preserve"> &lt;- </w:t>
             </w:r>
           </w:p>
           <w:p>
@@ -3351,11 +3441,33 @@
                 <w:iCs/>
               </w:rPr>
             </w:pPr>
+            <w:proofErr w:type="spellStart"/>
             <w:r>
               <w:rPr>
                 <w:iCs/>
               </w:rPr>
-              <w:t>ifelse(gss$satjob == 1, 1, 0,</w:t>
+              <w:t>ifelse</w:t>
+            </w:r>
+            <w:proofErr w:type="spellEnd"/>
+            <w:r>
+              <w:rPr>
+                <w:iCs/>
+              </w:rPr>
+              <w:t>(</w:t>
+            </w:r>
+            <w:proofErr w:type="spellStart"/>
+            <w:r>
+              <w:rPr>
+                <w:iCs/>
+              </w:rPr>
+              <w:t>gss$satjob</w:t>
+            </w:r>
+            <w:proofErr w:type="spellEnd"/>
+            <w:r>
+              <w:rPr>
+                <w:iCs/>
+              </w:rPr>
+              <w:t xml:space="preserve"> == 1, 1, 0,</w:t>
             </w:r>
           </w:p>
           <w:p>
@@ -3433,11 +3545,19 @@
                 <w:iCs/>
               </w:rPr>
             </w:pPr>
+            <w:proofErr w:type="spellStart"/>
             <w:r>
               <w:rPr>
                 <w:iCs/>
               </w:rPr>
-              <w:t xml:space="preserve">gss$moderatelysatisfied &lt;- </w:t>
+              <w:t>gss$moderatelysatisfied</w:t>
+            </w:r>
+            <w:proofErr w:type="spellEnd"/>
+            <w:r>
+              <w:rPr>
+                <w:iCs/>
+              </w:rPr>
+              <w:t xml:space="preserve"> &lt;- </w:t>
             </w:r>
           </w:p>
           <w:p>
@@ -3448,11 +3568,33 @@
                 <w:iCs/>
               </w:rPr>
             </w:pPr>
+            <w:proofErr w:type="spellStart"/>
             <w:r>
               <w:rPr>
                 <w:iCs/>
               </w:rPr>
-              <w:t>ifelse(gss$satjob == 2, 1, 0,</w:t>
+              <w:t>ifelse</w:t>
+            </w:r>
+            <w:proofErr w:type="spellEnd"/>
+            <w:r>
+              <w:rPr>
+                <w:iCs/>
+              </w:rPr>
+              <w:t>(</w:t>
+            </w:r>
+            <w:proofErr w:type="spellStart"/>
+            <w:r>
+              <w:rPr>
+                <w:iCs/>
+              </w:rPr>
+              <w:t>gss$satjob</w:t>
+            </w:r>
+            <w:proofErr w:type="spellEnd"/>
+            <w:r>
+              <w:rPr>
+                <w:iCs/>
+              </w:rPr>
+              <w:t xml:space="preserve"> == 2, 1, 0,</w:t>
             </w:r>
           </w:p>
           <w:p>
@@ -3505,7 +3647,6 @@
               <w:rPr>
                 <w:b/>
               </w:rPr>
-              <w:lastRenderedPageBreak/>
               <w:t>Code (-5):</w:t>
             </w:r>
           </w:p>
@@ -3534,11 +3675,19 @@
                 <w:iCs/>
               </w:rPr>
             </w:pPr>
+            <w:proofErr w:type="spellStart"/>
             <w:r>
               <w:rPr>
                 <w:iCs/>
               </w:rPr>
-              <w:t xml:space="preserve">gss$dissatisfied &lt;- </w:t>
+              <w:t>gss$dissatisfied</w:t>
+            </w:r>
+            <w:proofErr w:type="spellEnd"/>
+            <w:r>
+              <w:rPr>
+                <w:iCs/>
+              </w:rPr>
+              <w:t xml:space="preserve"> &lt;- </w:t>
             </w:r>
           </w:p>
           <w:p>
@@ -3549,11 +3698,47 @@
                 <w:iCs/>
               </w:rPr>
             </w:pPr>
+            <w:proofErr w:type="spellStart"/>
             <w:r>
               <w:rPr>
                 <w:iCs/>
               </w:rPr>
-              <w:t>ifelse(gss$satjob == 3 | gss$satjob == 4, 1, 0,</w:t>
+              <w:t>ifelse</w:t>
+            </w:r>
+            <w:proofErr w:type="spellEnd"/>
+            <w:r>
+              <w:rPr>
+                <w:iCs/>
+              </w:rPr>
+              <w:t>(</w:t>
+            </w:r>
+            <w:proofErr w:type="spellStart"/>
+            <w:r>
+              <w:rPr>
+                <w:iCs/>
+              </w:rPr>
+              <w:t>gss$satjob</w:t>
+            </w:r>
+            <w:proofErr w:type="spellEnd"/>
+            <w:r>
+              <w:rPr>
+                <w:iCs/>
+              </w:rPr>
+              <w:t xml:space="preserve"> == 3 | </w:t>
+            </w:r>
+            <w:proofErr w:type="spellStart"/>
+            <w:r>
+              <w:rPr>
+                <w:iCs/>
+              </w:rPr>
+              <w:t>gss$satjob</w:t>
+            </w:r>
+            <w:proofErr w:type="spellEnd"/>
+            <w:r>
+              <w:rPr>
+                <w:iCs/>
+              </w:rPr>
+              <w:t xml:space="preserve"> == 4, 1, 0,</w:t>
             </w:r>
           </w:p>
           <w:p>
@@ -3620,7 +3805,8 @@
       <w:r>
         <w:t xml:space="preserve"> table of </w:t>
       </w:r>
-      <w:bookmarkStart w:id="28" w:name="_Hlk229463352"/>
+      <w:bookmarkStart w:id="23" w:name="_Hlk229463352"/>
+      <w:proofErr w:type="spellStart"/>
       <w:r>
         <w:rPr>
           <w:b/>
@@ -3628,7 +3814,8 @@
         </w:rPr>
         <w:t>conrinc</w:t>
       </w:r>
-      <w:bookmarkEnd w:id="28"/>
+      <w:bookmarkEnd w:id="23"/>
+      <w:proofErr w:type="spellEnd"/>
       <w:r>
         <w:t xml:space="preserve">. Paste the </w:t>
       </w:r>
@@ -3725,11 +3912,33 @@
                 <w:iCs/>
               </w:rPr>
             </w:pPr>
+            <w:proofErr w:type="spellStart"/>
             <w:r>
               <w:rPr>
                 <w:iCs/>
               </w:rPr>
-              <w:t>descr(gss$conrinc, out = "v", show = "short")</w:t>
+              <w:t>descr</w:t>
+            </w:r>
+            <w:proofErr w:type="spellEnd"/>
+            <w:r>
+              <w:rPr>
+                <w:iCs/>
+              </w:rPr>
+              <w:t>(</w:t>
+            </w:r>
+            <w:proofErr w:type="spellStart"/>
+            <w:r>
+              <w:rPr>
+                <w:iCs/>
+              </w:rPr>
+              <w:t>gss$conrinc</w:t>
+            </w:r>
+            <w:proofErr w:type="spellEnd"/>
+            <w:r>
+              <w:rPr>
+                <w:iCs/>
+              </w:rPr>
+              <w:t>, out = "v", show = "short")</w:t>
             </w:r>
           </w:p>
         </w:tc>
@@ -3760,7 +3969,7 @@
               <w:widowControl w:val="0"/>
               <w:spacing w:after="0"/>
             </w:pPr>
-            <w:bookmarkStart w:id="29" w:name="_Hlk229463819"/>
+            <w:bookmarkStart w:id="24" w:name="_Hlk229463819"/>
             <w:r>
               <w:rPr>
                 <w:b/>
@@ -3924,7 +4133,7 @@
         </w:tc>
       </w:tr>
     </w:tbl>
-    <w:bookmarkEnd w:id="29"/>
+    <w:bookmarkEnd w:id="24"/>
     <w:p>
       <w:pPr>
         <w:pStyle w:val="numberingqs"/>
@@ -3940,6 +4149,7 @@
         </w:rPr>
         <w:t xml:space="preserve">Using the original variable of </w:t>
       </w:r>
+      <w:proofErr w:type="spellStart"/>
       <w:r>
         <w:rPr>
           <w:b/>
@@ -3947,6 +4157,7 @@
         </w:rPr>
         <w:t>conrinc</w:t>
       </w:r>
+      <w:proofErr w:type="spellEnd"/>
       <w:r>
         <w:rPr>
           <w:b/>
@@ -3980,6 +4191,7 @@
       <w:r>
         <w:t xml:space="preserve">The name of the first dummy variable: </w:t>
       </w:r>
+      <w:proofErr w:type="spellStart"/>
       <w:r>
         <w:rPr>
           <w:b/>
@@ -3998,6 +4210,7 @@
         </w:rPr>
         <w:t>income</w:t>
       </w:r>
+      <w:proofErr w:type="spellEnd"/>
     </w:p>
     <w:p>
       <w:pPr>
@@ -4007,7 +4220,7 @@
           <w:numId w:val="1"/>
         </w:numPr>
       </w:pPr>
-      <w:bookmarkStart w:id="30" w:name="_Hlk229463413"/>
+      <w:bookmarkStart w:id="25" w:name="_Hlk229463413"/>
       <w:r>
         <w:t>This dummy variable will include those</w:t>
       </w:r>
@@ -4018,7 +4231,7 @@
         <w:t xml:space="preserve"> less than 30000 dollars.</w:t>
       </w:r>
     </w:p>
-    <w:bookmarkEnd w:id="30"/>
+    <w:bookmarkEnd w:id="25"/>
     <w:p>
       <w:pPr>
         <w:pStyle w:val="ListParagraph"/>
@@ -4030,7 +4243,7 @@
       <w:r>
         <w:t xml:space="preserve">The variable label: </w:t>
       </w:r>
-      <w:bookmarkStart w:id="31" w:name="_Hlk229463427"/>
+      <w:bookmarkStart w:id="26" w:name="_Hlk229463427"/>
       <w:r>
         <w:t xml:space="preserve">Having low </w:t>
       </w:r>
@@ -4044,7 +4257,7 @@
       <w:r>
         <w:t>income</w:t>
       </w:r>
-      <w:bookmarkEnd w:id="31"/>
+      <w:bookmarkEnd w:id="26"/>
     </w:p>
     <w:p>
       <w:pPr>
@@ -4063,6 +4276,7 @@
       <w:r>
         <w:t xml:space="preserve">The name of the second dummy variable: </w:t>
       </w:r>
+      <w:proofErr w:type="spellStart"/>
       <w:r>
         <w:rPr>
           <w:b/>
@@ -4081,6 +4295,7 @@
         </w:rPr>
         <w:t>income</w:t>
       </w:r>
+      <w:proofErr w:type="spellEnd"/>
     </w:p>
     <w:p>
       <w:pPr>
@@ -4090,8 +4305,9 @@
           <w:numId w:val="1"/>
         </w:numPr>
       </w:pPr>
-      <w:bookmarkStart w:id="32" w:name="_Hlk229463440"/>
+      <w:bookmarkStart w:id="27" w:name="_Hlk229463440"/>
       <w:r>
+        <w:lastRenderedPageBreak/>
         <w:t xml:space="preserve">This dummy variable will include those whose family income </w:t>
       </w:r>
       <w:r>
@@ -4107,7 +4323,7 @@
         <w:t xml:space="preserve"> dollars and less than 70000</w:t>
       </w:r>
     </w:p>
-    <w:bookmarkEnd w:id="32"/>
+    <w:bookmarkEnd w:id="27"/>
     <w:p>
       <w:pPr>
         <w:pStyle w:val="ListParagraph"/>
@@ -4147,6 +4363,7 @@
       <w:r>
         <w:t xml:space="preserve">The name of the third dummy variable: </w:t>
       </w:r>
+      <w:proofErr w:type="spellStart"/>
       <w:r>
         <w:rPr>
           <w:b/>
@@ -4165,6 +4382,7 @@
         </w:rPr>
         <w:t>income</w:t>
       </w:r>
+      <w:proofErr w:type="spellEnd"/>
     </w:p>
     <w:p>
       <w:pPr>
@@ -4177,11 +4395,11 @@
       <w:r>
         <w:t xml:space="preserve">This dummy variable will include those </w:t>
       </w:r>
-      <w:bookmarkStart w:id="33" w:name="_Hlk229463465"/>
+      <w:bookmarkStart w:id="28" w:name="_Hlk229463465"/>
       <w:r>
         <w:t xml:space="preserve">whose family income </w:t>
       </w:r>
-      <w:bookmarkEnd w:id="33"/>
+      <w:bookmarkEnd w:id="28"/>
       <w:r>
         <w:t>is more than 7000</w:t>
       </w:r>
@@ -4203,7 +4421,7 @@
       <w:r>
         <w:t xml:space="preserve">The variable label: </w:t>
       </w:r>
-      <w:bookmarkStart w:id="34" w:name="_Hlk229465085"/>
+      <w:bookmarkStart w:id="29" w:name="_Hlk229465085"/>
       <w:r>
         <w:t xml:space="preserve">Having high </w:t>
       </w:r>
@@ -4217,7 +4435,7 @@
       <w:r>
         <w:t>income</w:t>
       </w:r>
-      <w:bookmarkEnd w:id="34"/>
+      <w:bookmarkEnd w:id="29"/>
     </w:p>
     <w:p>
       <w:pPr>
@@ -4308,11 +4526,19 @@
                 <w:iCs/>
               </w:rPr>
             </w:pPr>
+            <w:proofErr w:type="spellStart"/>
             <w:r>
               <w:rPr>
                 <w:iCs/>
               </w:rPr>
-              <w:t xml:space="preserve">gss$lowfamincome &lt;- </w:t>
+              <w:t>gss$lowfamincome</w:t>
+            </w:r>
+            <w:proofErr w:type="spellEnd"/>
+            <w:r>
+              <w:rPr>
+                <w:iCs/>
+              </w:rPr>
+              <w:t xml:space="preserve"> &lt;- </w:t>
             </w:r>
           </w:p>
           <w:p>
@@ -4323,11 +4549,33 @@
                 <w:iCs/>
               </w:rPr>
             </w:pPr>
+            <w:proofErr w:type="spellStart"/>
             <w:r>
               <w:rPr>
                 <w:iCs/>
               </w:rPr>
-              <w:t>ifelse(gss$conrinc &lt;= 30000, 1, 0,</w:t>
+              <w:t>ifelse</w:t>
+            </w:r>
+            <w:proofErr w:type="spellEnd"/>
+            <w:r>
+              <w:rPr>
+                <w:iCs/>
+              </w:rPr>
+              <w:t>(</w:t>
+            </w:r>
+            <w:proofErr w:type="spellStart"/>
+            <w:r>
+              <w:rPr>
+                <w:iCs/>
+              </w:rPr>
+              <w:t>gss$conrinc</w:t>
+            </w:r>
+            <w:proofErr w:type="spellEnd"/>
+            <w:r>
+              <w:rPr>
+                <w:iCs/>
+              </w:rPr>
+              <w:t xml:space="preserve"> &lt;= 30000, 1, 0,</w:t>
             </w:r>
           </w:p>
           <w:p>
@@ -4405,11 +4653,19 @@
                 <w:iCs/>
               </w:rPr>
             </w:pPr>
+            <w:proofErr w:type="spellStart"/>
             <w:r>
               <w:rPr>
                 <w:iCs/>
               </w:rPr>
-              <w:t xml:space="preserve">gss$mediumfamincome &lt;- </w:t>
+              <w:t>gss$mediumfamincome</w:t>
+            </w:r>
+            <w:proofErr w:type="spellEnd"/>
+            <w:r>
+              <w:rPr>
+                <w:iCs/>
+              </w:rPr>
+              <w:t xml:space="preserve"> &lt;- </w:t>
             </w:r>
           </w:p>
           <w:p>
@@ -4420,12 +4676,47 @@
                 <w:iCs/>
               </w:rPr>
             </w:pPr>
+            <w:proofErr w:type="spellStart"/>
             <w:r>
               <w:rPr>
                 <w:iCs/>
               </w:rPr>
-              <w:lastRenderedPageBreak/>
-              <w:t>ifelse(gss$conrinc &gt;= 30001 &amp; gss$conrinc &lt;= 70000, 1, 0,</w:t>
+              <w:t>ifelse</w:t>
+            </w:r>
+            <w:proofErr w:type="spellEnd"/>
+            <w:r>
+              <w:rPr>
+                <w:iCs/>
+              </w:rPr>
+              <w:t>(</w:t>
+            </w:r>
+            <w:proofErr w:type="spellStart"/>
+            <w:r>
+              <w:rPr>
+                <w:iCs/>
+              </w:rPr>
+              <w:t>gss$conrinc</w:t>
+            </w:r>
+            <w:proofErr w:type="spellEnd"/>
+            <w:r>
+              <w:rPr>
+                <w:iCs/>
+              </w:rPr>
+              <w:t xml:space="preserve"> &gt;= 30001 &amp; </w:t>
+            </w:r>
+            <w:proofErr w:type="spellStart"/>
+            <w:r>
+              <w:rPr>
+                <w:iCs/>
+              </w:rPr>
+              <w:t>gss$conrinc</w:t>
+            </w:r>
+            <w:proofErr w:type="spellEnd"/>
+            <w:r>
+              <w:rPr>
+                <w:iCs/>
+              </w:rPr>
+              <w:t xml:space="preserve"> &lt;= 70000, 1, 0,</w:t>
             </w:r>
           </w:p>
           <w:p>
@@ -4478,7 +4769,6 @@
               <w:rPr>
                 <w:b/>
               </w:rPr>
-              <w:lastRenderedPageBreak/>
               <w:t>Code (-5):</w:t>
             </w:r>
           </w:p>
@@ -4507,11 +4797,19 @@
                 <w:iCs/>
               </w:rPr>
             </w:pPr>
+            <w:proofErr w:type="spellStart"/>
             <w:r>
               <w:rPr>
                 <w:iCs/>
               </w:rPr>
-              <w:t xml:space="preserve">gss$highfamincome &lt;- </w:t>
+              <w:t>gss$highfamincome</w:t>
+            </w:r>
+            <w:proofErr w:type="spellEnd"/>
+            <w:r>
+              <w:rPr>
+                <w:iCs/>
+              </w:rPr>
+              <w:t xml:space="preserve"> &lt;- </w:t>
             </w:r>
           </w:p>
           <w:p>
@@ -4522,11 +4820,33 @@
                 <w:iCs/>
               </w:rPr>
             </w:pPr>
+            <w:proofErr w:type="spellStart"/>
             <w:r>
               <w:rPr>
                 <w:iCs/>
               </w:rPr>
-              <w:t>ifelse(gss$conrinc &gt;=70001, 1, 0,</w:t>
+              <w:t>ifelse</w:t>
+            </w:r>
+            <w:proofErr w:type="spellEnd"/>
+            <w:r>
+              <w:rPr>
+                <w:iCs/>
+              </w:rPr>
+              <w:t>(</w:t>
+            </w:r>
+            <w:proofErr w:type="spellStart"/>
+            <w:r>
+              <w:rPr>
+                <w:iCs/>
+              </w:rPr>
+              <w:t>gss$conrinc</w:t>
+            </w:r>
+            <w:proofErr w:type="spellEnd"/>
+            <w:r>
+              <w:rPr>
+                <w:iCs/>
+              </w:rPr>
+              <w:t xml:space="preserve"> &gt;=70001, 1, 0,</w:t>
             </w:r>
           </w:p>
           <w:p>
@@ -4611,14 +4931,14 @@
         </w:rPr>
         <w:t xml:space="preserve">Paste the </w:t>
       </w:r>
-      <w:bookmarkStart w:id="35" w:name="_Hlk229463875"/>
+      <w:bookmarkStart w:id="30" w:name="_Hlk229463875"/>
       <w:r>
         <w:rPr>
           <w:lang w:val="en"/>
         </w:rPr>
         <w:t xml:space="preserve">model 5 </w:t>
       </w:r>
-      <w:bookmarkEnd w:id="35"/>
+      <w:bookmarkEnd w:id="30"/>
       <w:r>
         <w:rPr>
           <w:lang w:val="en"/>
@@ -4725,7 +5045,91 @@
               <w:rPr>
                 <w:iCs/>
               </w:rPr>
-              <w:t>model5 &lt;- lm(sei10 ~ age + educ + prestg10 + class + usecomputer + moderatelysatisfied + dissatisfied + lowfamincome + mediumfamincome, data = gss)</w:t>
+              <w:t xml:space="preserve">model5 &lt;- </w:t>
+            </w:r>
+            <w:proofErr w:type="spellStart"/>
+            <w:r>
+              <w:rPr>
+                <w:iCs/>
+              </w:rPr>
+              <w:t>lm</w:t>
+            </w:r>
+            <w:proofErr w:type="spellEnd"/>
+            <w:r>
+              <w:rPr>
+                <w:iCs/>
+              </w:rPr>
+              <w:t xml:space="preserve">(sei10 ~ age + educ + prestg10 + class + </w:t>
+            </w:r>
+            <w:proofErr w:type="spellStart"/>
+            <w:r>
+              <w:rPr>
+                <w:iCs/>
+              </w:rPr>
+              <w:t>usecomputer</w:t>
+            </w:r>
+            <w:proofErr w:type="spellEnd"/>
+            <w:r>
+              <w:rPr>
+                <w:iCs/>
+              </w:rPr>
+              <w:t xml:space="preserve"> + </w:t>
+            </w:r>
+            <w:proofErr w:type="spellStart"/>
+            <w:r>
+              <w:rPr>
+                <w:iCs/>
+              </w:rPr>
+              <w:t>moderatelysatisfied</w:t>
+            </w:r>
+            <w:proofErr w:type="spellEnd"/>
+            <w:r>
+              <w:rPr>
+                <w:iCs/>
+              </w:rPr>
+              <w:t xml:space="preserve"> + dissatisfied + </w:t>
+            </w:r>
+            <w:proofErr w:type="spellStart"/>
+            <w:r>
+              <w:rPr>
+                <w:iCs/>
+              </w:rPr>
+              <w:t>lowfamincome</w:t>
+            </w:r>
+            <w:proofErr w:type="spellEnd"/>
+            <w:r>
+              <w:rPr>
+                <w:iCs/>
+              </w:rPr>
+              <w:t xml:space="preserve"> + </w:t>
+            </w:r>
+            <w:proofErr w:type="spellStart"/>
+            <w:r>
+              <w:rPr>
+                <w:iCs/>
+              </w:rPr>
+              <w:t>mediumfamincome</w:t>
+            </w:r>
+            <w:proofErr w:type="spellEnd"/>
+            <w:r>
+              <w:rPr>
+                <w:iCs/>
+              </w:rPr>
+              <w:t xml:space="preserve">, data = </w:t>
+            </w:r>
+            <w:proofErr w:type="spellStart"/>
+            <w:r>
+              <w:rPr>
+                <w:iCs/>
+              </w:rPr>
+              <w:t>gss</w:t>
+            </w:r>
+            <w:proofErr w:type="spellEnd"/>
+            <w:r>
+              <w:rPr>
+                <w:iCs/>
+              </w:rPr>
+              <w:t>)</w:t>
             </w:r>
           </w:p>
           <w:p>
@@ -4736,11 +5140,33 @@
                 <w:iCs/>
               </w:rPr>
             </w:pPr>
+            <w:proofErr w:type="spellStart"/>
             <w:r>
               <w:rPr>
                 <w:iCs/>
               </w:rPr>
-              <w:t>tab_model(model5, show.std = T, show.ci = F, collapse.se = T)</w:t>
+              <w:t>tab_model</w:t>
+            </w:r>
+            <w:proofErr w:type="spellEnd"/>
+            <w:r>
+              <w:rPr>
+                <w:iCs/>
+              </w:rPr>
+              <w:t xml:space="preserve">(model5, </w:t>
+            </w:r>
+            <w:proofErr w:type="spellStart"/>
+            <w:r>
+              <w:rPr>
+                <w:iCs/>
+              </w:rPr>
+              <w:t>show.std</w:t>
+            </w:r>
+            <w:proofErr w:type="spellEnd"/>
+            <w:r>
+              <w:rPr>
+                <w:iCs/>
+              </w:rPr>
+              <w:t xml:space="preserve"> = T, show.ci = F, collapse.se = T)</w:t>
             </w:r>
           </w:p>
         </w:tc>
@@ -4775,6 +5201,7 @@
               <w:rPr>
                 <w:b/>
               </w:rPr>
+              <w:lastRenderedPageBreak/>
               <w:t>Table (10 points):</w:t>
             </w:r>
           </w:p>
@@ -4801,11 +5228,14 @@
               <w:spacing w:after="0"/>
             </w:pPr>
             <w:r>
+              <w:rPr>
+                <w:noProof/>
+              </w:rPr>
               <w:drawing>
-                <wp:inline distT="0" distB="0" distL="0" distR="0" wp14:anchorId="51951683" wp14:editId="4DB40794">
-                  <wp:extent cx="2957885" cy="4329640"/>
-                  <wp:effectExtent l="0" t="0" r="1270" b="1270"/>
-                  <wp:docPr id="560023477" name="Picture 1"/>
+                <wp:inline distT="0" distB="0" distL="0" distR="0" wp14:anchorId="6D6E7BD9" wp14:editId="30A20ACE">
+                  <wp:extent cx="2573297" cy="4050453"/>
+                  <wp:effectExtent l="0" t="0" r="5080" b="1270"/>
+                  <wp:docPr id="1497922950" name="Picture 1"/>
                   <wp:cNvGraphicFramePr>
                     <a:graphicFrameLocks xmlns:a="http://schemas.openxmlformats.org/drawingml/2006/main" noChangeAspect="1"/>
                   </wp:cNvGraphicFramePr>
@@ -4813,11 +5243,17 @@
                     <a:graphicData uri="http://schemas.openxmlformats.org/drawingml/2006/picture">
                       <pic:pic xmlns:pic="http://schemas.openxmlformats.org/drawingml/2006/picture">
                         <pic:nvPicPr>
-                          <pic:cNvPr id="560023477" name=""/>
+                          <pic:cNvPr id="1497922950" name="Picture 1497922950"/>
                           <pic:cNvPicPr/>
                         </pic:nvPicPr>
                         <pic:blipFill>
-                          <a:blip r:embed="rId13"/>
+                          <a:blip r:embed="rId13" cstate="print">
+                            <a:extLst>
+                              <a:ext uri="{28A0092B-C50C-407E-A947-70E740481C1C}">
+                                <a14:useLocalDpi xmlns:a14="http://schemas.microsoft.com/office/drawing/2010/main" val="0"/>
+                              </a:ext>
+                            </a:extLst>
+                          </a:blip>
                           <a:stretch>
                             <a:fillRect/>
                           </a:stretch>
@@ -4825,7 +5261,7 @@
                         <pic:spPr>
                           <a:xfrm>
                             <a:off x="0" y="0"/>
-                            <a:ext cx="2982679" cy="4365933"/>
+                            <a:ext cx="2592596" cy="4080830"/>
                           </a:xfrm>
                           <a:prstGeom prst="rect">
                             <a:avLst/>
@@ -4870,7 +5306,6 @@
               <w:rPr>
                 <w:b/>
               </w:rPr>
-              <w:lastRenderedPageBreak/>
               <w:t>Interpretation (50 points):</w:t>
             </w:r>
           </w:p>
@@ -4893,971 +5328,260 @@
           </w:tcPr>
           <w:p>
             <w:pPr>
+              <w:pStyle w:val="NormalWeb"/>
               <w:shd w:val="clear" w:color="auto" w:fill="FFFFFF"/>
-              <w:rPr>
+              <w:spacing w:before="0" w:beforeAutospacing="0" w:after="240" w:afterAutospacing="0"/>
+            </w:pPr>
+            <w:r>
+              <w:rPr>
+                <w:rFonts w:ascii="Arial" w:hAnsi="Arial" w:cs="Arial"/>
+                <w:b/>
+                <w:bCs/>
+                <w:color w:val="000000"/>
                 <w:sz w:val="22"/>
                 <w:szCs w:val="22"/>
               </w:rPr>
-            </w:pPr>
-            <w:r>
-              <w:rPr>
-                <w:b/>
-                <w:sz w:val="22"/>
-                <w:szCs w:val="22"/>
-              </w:rPr>
-              <w:t>First paragraph</w:t>
-            </w:r>
-            <w:r>
-              <w:rPr>
-                <w:sz w:val="22"/>
-                <w:szCs w:val="22"/>
-              </w:rPr>
-              <w:t>:</w:t>
+              <w:t>First paragraph: The significance levels</w:t>
             </w:r>
           </w:p>
           <w:p>
             <w:pPr>
+              <w:pStyle w:val="NormalWeb"/>
               <w:shd w:val="clear" w:color="auto" w:fill="FFFFFF"/>
-              <w:spacing w:after="200"/>
-              <w:rPr>
+              <w:spacing w:before="0" w:beforeAutospacing="0" w:after="240" w:afterAutospacing="0"/>
+            </w:pPr>
+            <w:r>
+              <w:rPr>
+                <w:rFonts w:ascii="Arial" w:hAnsi="Arial" w:cs="Arial"/>
+                <w:color w:val="000000"/>
                 <w:sz w:val="22"/>
                 <w:szCs w:val="22"/>
               </w:rPr>
-            </w:pPr>
-            <w:r>
-              <w:rPr>
-                <w:sz w:val="22"/>
-                <w:szCs w:val="22"/>
-              </w:rPr>
-              <w:t xml:space="preserve">Respondents' </w:t>
-            </w:r>
-            <w:r>
-              <w:rPr>
-                <w:sz w:val="22"/>
-                <w:szCs w:val="22"/>
-              </w:rPr>
-              <w:t>age,</w:t>
-            </w:r>
-            <w:r>
-              <w:rPr>
-                <w:sz w:val="22"/>
-                <w:szCs w:val="22"/>
-              </w:rPr>
-              <w:t xml:space="preserve"> respondents' education in years,</w:t>
-            </w:r>
-            <w:bookmarkStart w:id="36" w:name="_Hlk229465431"/>
-            <w:r>
-              <w:rPr>
-                <w:sz w:val="22"/>
-                <w:szCs w:val="22"/>
-              </w:rPr>
-              <w:t xml:space="preserve"> respondents' </w:t>
-            </w:r>
-            <w:bookmarkEnd w:id="36"/>
-            <w:r>
-              <w:rPr>
-                <w:sz w:val="22"/>
-                <w:szCs w:val="22"/>
-              </w:rPr>
-              <w:t>occupational prestige score, respondents' subjective class identification</w:t>
-            </w:r>
-            <w:r>
-              <w:rPr>
-                <w:sz w:val="22"/>
-                <w:szCs w:val="22"/>
-              </w:rPr>
-              <w:t>, using computer, having low</w:t>
-            </w:r>
-            <w:bookmarkStart w:id="37" w:name="_Hlk229493534"/>
-            <w:r>
-              <w:rPr>
-                <w:sz w:val="22"/>
-                <w:szCs w:val="22"/>
-              </w:rPr>
-              <w:t xml:space="preserve"> family</w:t>
-            </w:r>
-            <w:bookmarkEnd w:id="37"/>
-            <w:r>
-              <w:rPr>
-                <w:sz w:val="22"/>
-                <w:szCs w:val="22"/>
-              </w:rPr>
-              <w:t xml:space="preserve"> income, and having medium </w:t>
-            </w:r>
-            <w:r>
-              <w:rPr>
-                <w:sz w:val="22"/>
-                <w:szCs w:val="22"/>
-              </w:rPr>
-              <w:t xml:space="preserve">family </w:t>
-            </w:r>
-            <w:r>
-              <w:rPr>
-                <w:sz w:val="22"/>
-                <w:szCs w:val="22"/>
-              </w:rPr>
-              <w:t xml:space="preserve">income </w:t>
-            </w:r>
-            <w:r>
-              <w:rPr>
-                <w:sz w:val="22"/>
-                <w:szCs w:val="22"/>
-              </w:rPr>
-              <w:t>are statistically significant predictors of respondents’ socio-economic index score since the p values are less than 0.05.</w:t>
-            </w:r>
-            <w:r>
-              <w:rPr>
-                <w:sz w:val="22"/>
-                <w:szCs w:val="22"/>
-              </w:rPr>
-              <w:t xml:space="preserve"> </w:t>
+              <w:t>Respondents' age, respondents' education in years, respondents' occupational prestige score, respondents' subjective class identification, using computer, having low family income, and having medium family income have statistically significant associations with respondents' socio-economic index score since their p-values are less than 0.05.</w:t>
             </w:r>
           </w:p>
           <w:p>
             <w:pPr>
+              <w:pStyle w:val="NormalWeb"/>
               <w:shd w:val="clear" w:color="auto" w:fill="FFFFFF"/>
-              <w:spacing w:after="200"/>
-              <w:rPr>
+              <w:spacing w:before="0" w:beforeAutospacing="0" w:after="240" w:afterAutospacing="0"/>
+            </w:pPr>
+            <w:r>
+              <w:rPr>
+                <w:rFonts w:ascii="Arial" w:hAnsi="Arial" w:cs="Arial"/>
+                <w:color w:val="000000"/>
                 <w:sz w:val="22"/>
                 <w:szCs w:val="22"/>
               </w:rPr>
-            </w:pPr>
-            <w:r>
-              <w:rPr>
-                <w:sz w:val="22"/>
-                <w:szCs w:val="22"/>
-              </w:rPr>
-              <w:t xml:space="preserve">Being moderately satisfied with work and being dissatisfied with work are not </w:t>
-            </w:r>
-            <w:r>
-              <w:rPr>
-                <w:sz w:val="22"/>
-                <w:szCs w:val="22"/>
-              </w:rPr>
-              <w:t>statistically significant predictor</w:t>
-            </w:r>
-            <w:r>
-              <w:rPr>
-                <w:sz w:val="22"/>
-                <w:szCs w:val="22"/>
-              </w:rPr>
-              <w:t>s</w:t>
-            </w:r>
-            <w:r>
-              <w:rPr>
-                <w:sz w:val="22"/>
-                <w:szCs w:val="22"/>
-              </w:rPr>
-              <w:t xml:space="preserve"> of socio-economic index score since the p value is greater than 0.05.</w:t>
+              <w:t>Being moderately satisfied with work and being dissatisfied with work are not statistically significant factors of respondents' socio-economic index score since their p-values are greater than 0.05.</w:t>
             </w:r>
           </w:p>
           <w:p>
             <w:pPr>
+              <w:pStyle w:val="NormalWeb"/>
               <w:shd w:val="clear" w:color="auto" w:fill="FFFFFF"/>
-              <w:rPr>
+              <w:spacing w:before="0" w:beforeAutospacing="0" w:after="240" w:afterAutospacing="0"/>
+            </w:pPr>
+            <w:r>
+              <w:rPr>
+                <w:rFonts w:ascii="Arial" w:hAnsi="Arial" w:cs="Arial"/>
+                <w:b/>
+                <w:bCs/>
+                <w:color w:val="000000"/>
                 <w:sz w:val="22"/>
                 <w:szCs w:val="22"/>
               </w:rPr>
-            </w:pPr>
-            <w:r>
-              <w:rPr>
-                <w:b/>
-                <w:sz w:val="22"/>
-                <w:szCs w:val="22"/>
-              </w:rPr>
-              <w:t>Second paragraph</w:t>
-            </w:r>
-            <w:r>
-              <w:rPr>
-                <w:sz w:val="22"/>
-                <w:szCs w:val="22"/>
-              </w:rPr>
-              <w:t>:</w:t>
+              <w:t>Second paragraph: The explanation of coefficients</w:t>
             </w:r>
           </w:p>
           <w:p>
             <w:pPr>
-              <w:widowControl w:val="0"/>
-              <w:rPr>
+              <w:pStyle w:val="NormalWeb"/>
+              <w:shd w:val="clear" w:color="auto" w:fill="FFFFFF"/>
+              <w:spacing w:before="0" w:beforeAutospacing="0" w:after="240" w:afterAutospacing="0"/>
+            </w:pPr>
+            <w:r>
+              <w:rPr>
+                <w:rFonts w:ascii="Arial" w:hAnsi="Arial" w:cs="Arial"/>
+                <w:color w:val="000000"/>
                 <w:sz w:val="22"/>
                 <w:szCs w:val="22"/>
               </w:rPr>
-            </w:pPr>
-            <w:r>
-              <w:rPr>
-                <w:sz w:val="22"/>
-                <w:szCs w:val="22"/>
-              </w:rPr>
-              <w:t xml:space="preserve">A year increase in </w:t>
-            </w:r>
-            <w:r>
-              <w:rPr>
-                <w:sz w:val="22"/>
-                <w:szCs w:val="22"/>
-              </w:rPr>
-              <w:t>r</w:t>
-            </w:r>
-            <w:r>
-              <w:rPr>
-                <w:sz w:val="22"/>
-                <w:szCs w:val="22"/>
-              </w:rPr>
-              <w:t>espondents' age</w:t>
-            </w:r>
-            <w:r>
-              <w:rPr>
-                <w:sz w:val="22"/>
-                <w:szCs w:val="22"/>
-              </w:rPr>
-              <w:t xml:space="preserve"> </w:t>
-            </w:r>
-            <w:r>
-              <w:rPr>
-                <w:sz w:val="22"/>
-                <w:szCs w:val="22"/>
-              </w:rPr>
-              <w:t>decreases</w:t>
-            </w:r>
-            <w:r>
-              <w:rPr>
-                <w:sz w:val="22"/>
-                <w:szCs w:val="22"/>
-              </w:rPr>
-              <w:t xml:space="preserve"> respondents’ socio-economic index score by </w:t>
-            </w:r>
-            <w:r>
-              <w:rPr>
-                <w:sz w:val="22"/>
-                <w:szCs w:val="22"/>
-              </w:rPr>
-              <w:t>0</w:t>
-            </w:r>
-            <w:r>
-              <w:rPr>
-                <w:sz w:val="22"/>
-                <w:szCs w:val="22"/>
-              </w:rPr>
-              <w:t>.</w:t>
-            </w:r>
-            <w:r>
-              <w:rPr>
-                <w:sz w:val="22"/>
-                <w:szCs w:val="22"/>
-              </w:rPr>
-              <w:t>05</w:t>
-            </w:r>
-            <w:r>
-              <w:rPr>
-                <w:sz w:val="22"/>
-                <w:szCs w:val="22"/>
-              </w:rPr>
-              <w:t xml:space="preserve"> points. </w:t>
+              <w:t>One additional year of respondents' age is associated with 0.05 points lower predicted socio-economic index score.</w:t>
             </w:r>
           </w:p>
           <w:p>
             <w:pPr>
-              <w:widowControl w:val="0"/>
-              <w:rPr>
+              <w:pStyle w:val="NormalWeb"/>
+              <w:shd w:val="clear" w:color="auto" w:fill="FFFFFF"/>
+              <w:spacing w:before="0" w:beforeAutospacing="0" w:after="240" w:afterAutospacing="0"/>
+            </w:pPr>
+            <w:r>
+              <w:rPr>
+                <w:rFonts w:ascii="Arial" w:hAnsi="Arial" w:cs="Arial"/>
+                <w:color w:val="000000"/>
                 <w:sz w:val="22"/>
                 <w:szCs w:val="22"/>
               </w:rPr>
-            </w:pPr>
-            <w:r>
-              <w:rPr>
-                <w:sz w:val="22"/>
-                <w:szCs w:val="22"/>
-              </w:rPr>
-              <w:t xml:space="preserve">A year increases in </w:t>
-            </w:r>
-            <w:r>
-              <w:rPr>
-                <w:sz w:val="22"/>
-                <w:szCs w:val="22"/>
-              </w:rPr>
-              <w:t xml:space="preserve">respondents' education </w:t>
-            </w:r>
-            <w:bookmarkStart w:id="38" w:name="_Hlk229465510"/>
-            <w:r>
-              <w:rPr>
-                <w:sz w:val="22"/>
-                <w:szCs w:val="22"/>
-              </w:rPr>
-              <w:t>increases respondents’ socio-economic index score by 1.</w:t>
-            </w:r>
-            <w:r>
-              <w:rPr>
-                <w:sz w:val="22"/>
-                <w:szCs w:val="22"/>
-              </w:rPr>
-              <w:t>34</w:t>
-            </w:r>
-            <w:r>
-              <w:rPr>
-                <w:sz w:val="22"/>
-                <w:szCs w:val="22"/>
-              </w:rPr>
-              <w:t xml:space="preserve"> points. </w:t>
-            </w:r>
-            <w:bookmarkEnd w:id="38"/>
+              <w:t>One additional year of respondents' education is associated with 1.34 points higher predicted socio-economic index score.</w:t>
+            </w:r>
           </w:p>
           <w:p>
             <w:pPr>
-              <w:widowControl w:val="0"/>
-              <w:rPr>
+              <w:pStyle w:val="NormalWeb"/>
+              <w:shd w:val="clear" w:color="auto" w:fill="FFFFFF"/>
+              <w:spacing w:before="0" w:beforeAutospacing="0" w:after="240" w:afterAutospacing="0"/>
+            </w:pPr>
+            <w:r>
+              <w:rPr>
+                <w:rFonts w:ascii="Arial" w:hAnsi="Arial" w:cs="Arial"/>
+                <w:color w:val="000000"/>
                 <w:sz w:val="22"/>
                 <w:szCs w:val="22"/>
               </w:rPr>
-            </w:pPr>
-            <w:r>
-              <w:rPr>
-                <w:sz w:val="22"/>
-                <w:szCs w:val="22"/>
-              </w:rPr>
-              <w:t>One unit increase in occupational prestige score increases respondents’ socio-economic index score by 1.</w:t>
-            </w:r>
-            <w:r>
-              <w:rPr>
-                <w:sz w:val="22"/>
-                <w:szCs w:val="22"/>
-              </w:rPr>
-              <w:t>08</w:t>
-            </w:r>
-            <w:r>
-              <w:rPr>
-                <w:sz w:val="22"/>
-                <w:szCs w:val="22"/>
-              </w:rPr>
-              <w:t xml:space="preserve"> points. </w:t>
+              <w:lastRenderedPageBreak/>
+              <w:t>One additional point of respondents' occupational prestige score is associated with 1.08 points higher predicted socio-economic index score.</w:t>
             </w:r>
           </w:p>
           <w:p>
             <w:pPr>
-              <w:widowControl w:val="0"/>
-              <w:rPr>
+              <w:pStyle w:val="NormalWeb"/>
+              <w:shd w:val="clear" w:color="auto" w:fill="FFFFFF"/>
+              <w:spacing w:before="0" w:beforeAutospacing="0" w:after="240" w:afterAutospacing="0"/>
+            </w:pPr>
+            <w:r>
+              <w:rPr>
+                <w:rFonts w:ascii="Arial" w:hAnsi="Arial" w:cs="Arial"/>
+                <w:color w:val="000000"/>
                 <w:sz w:val="22"/>
                 <w:szCs w:val="22"/>
               </w:rPr>
-            </w:pPr>
-            <w:r>
-              <w:rPr>
-                <w:sz w:val="22"/>
-                <w:szCs w:val="22"/>
-              </w:rPr>
-              <w:t xml:space="preserve">One unit increase in respondents' subjective class identification increases </w:t>
-            </w:r>
-            <w:bookmarkStart w:id="39" w:name="_Hlk229466726"/>
-            <w:r>
-              <w:rPr>
-                <w:sz w:val="22"/>
-                <w:szCs w:val="22"/>
-              </w:rPr>
-              <w:t xml:space="preserve">socio-economic index score </w:t>
-            </w:r>
-            <w:bookmarkEnd w:id="39"/>
-            <w:r>
-              <w:rPr>
-                <w:sz w:val="22"/>
-                <w:szCs w:val="22"/>
-              </w:rPr>
-              <w:t>by</w:t>
-            </w:r>
-            <w:r>
-              <w:rPr>
-                <w:sz w:val="22"/>
-                <w:szCs w:val="22"/>
-              </w:rPr>
-              <w:t xml:space="preserve"> 2</w:t>
-            </w:r>
-            <w:r>
-              <w:rPr>
-                <w:sz w:val="22"/>
-                <w:szCs w:val="22"/>
-              </w:rPr>
-              <w:t>.</w:t>
-            </w:r>
-            <w:r>
-              <w:rPr>
-                <w:sz w:val="22"/>
-                <w:szCs w:val="22"/>
-              </w:rPr>
-              <w:t>30</w:t>
-            </w:r>
-            <w:r>
-              <w:rPr>
-                <w:sz w:val="22"/>
-                <w:szCs w:val="22"/>
-              </w:rPr>
-              <w:t xml:space="preserve"> points.</w:t>
+              <w:t>One additional unit of respondents' subjective class identification is associated with 2.30 points higher predicted socio-economic index score.</w:t>
             </w:r>
           </w:p>
           <w:p>
             <w:pPr>
-              <w:widowControl w:val="0"/>
-              <w:rPr>
+              <w:pStyle w:val="NormalWeb"/>
+              <w:shd w:val="clear" w:color="auto" w:fill="FFFFFF"/>
+              <w:spacing w:before="0" w:beforeAutospacing="0" w:after="240" w:afterAutospacing="0"/>
+            </w:pPr>
+            <w:r>
+              <w:rPr>
+                <w:rFonts w:ascii="Arial" w:hAnsi="Arial" w:cs="Arial"/>
+                <w:color w:val="000000"/>
                 <w:sz w:val="22"/>
                 <w:szCs w:val="22"/>
               </w:rPr>
-            </w:pPr>
-            <w:bookmarkStart w:id="40" w:name="_Hlk229466748"/>
-            <w:r>
-              <w:rPr>
-                <w:sz w:val="22"/>
-                <w:szCs w:val="22"/>
-              </w:rPr>
-              <w:t xml:space="preserve">Using computer </w:t>
-            </w:r>
-            <w:r>
-              <w:rPr>
-                <w:sz w:val="22"/>
-                <w:szCs w:val="22"/>
-              </w:rPr>
-              <w:t xml:space="preserve">increases socio-economic index score </w:t>
-            </w:r>
-            <w:r>
-              <w:rPr>
-                <w:sz w:val="22"/>
-                <w:szCs w:val="22"/>
-              </w:rPr>
-              <w:t>by 3.07 points compared to not using computer.</w:t>
+              <w:t>Using computer is associated with 3.07 points higher predicted socio-economic index score than not using computer.</w:t>
             </w:r>
           </w:p>
           <w:p>
             <w:pPr>
-              <w:widowControl w:val="0"/>
-              <w:rPr>
+              <w:pStyle w:val="NormalWeb"/>
+              <w:shd w:val="clear" w:color="auto" w:fill="FFFFFF"/>
+              <w:spacing w:before="0" w:beforeAutospacing="0" w:after="240" w:afterAutospacing="0"/>
+            </w:pPr>
+            <w:r>
+              <w:rPr>
+                <w:rFonts w:ascii="Arial" w:hAnsi="Arial" w:cs="Arial"/>
+                <w:color w:val="000000"/>
                 <w:sz w:val="22"/>
                 <w:szCs w:val="22"/>
               </w:rPr>
-            </w:pPr>
-            <w:bookmarkStart w:id="41" w:name="_Hlk229466781"/>
-            <w:r>
-              <w:rPr>
-                <w:sz w:val="22"/>
-                <w:szCs w:val="22"/>
-              </w:rPr>
-              <w:t xml:space="preserve">Having low </w:t>
-            </w:r>
-            <w:r>
-              <w:rPr>
-                <w:sz w:val="22"/>
-                <w:szCs w:val="22"/>
-              </w:rPr>
-              <w:t xml:space="preserve">family </w:t>
-            </w:r>
-            <w:r>
-              <w:rPr>
-                <w:sz w:val="22"/>
-                <w:szCs w:val="22"/>
-              </w:rPr>
-              <w:t>income decreases</w:t>
-            </w:r>
-            <w:r>
-              <w:rPr>
-                <w:sz w:val="22"/>
-                <w:szCs w:val="22"/>
-              </w:rPr>
-              <w:t xml:space="preserve"> socio-economic index score </w:t>
-            </w:r>
-            <w:r>
-              <w:rPr>
-                <w:sz w:val="22"/>
-                <w:szCs w:val="22"/>
-              </w:rPr>
-              <w:t>by 11.12 points compared to having high</w:t>
-            </w:r>
-            <w:r>
-              <w:rPr>
-                <w:sz w:val="22"/>
-                <w:szCs w:val="22"/>
-              </w:rPr>
-              <w:t xml:space="preserve"> </w:t>
-            </w:r>
-            <w:r>
-              <w:rPr>
-                <w:sz w:val="22"/>
-                <w:szCs w:val="22"/>
-              </w:rPr>
-              <w:t xml:space="preserve">family </w:t>
-            </w:r>
-            <w:r>
-              <w:rPr>
-                <w:sz w:val="22"/>
-                <w:szCs w:val="22"/>
-              </w:rPr>
-              <w:t xml:space="preserve"> income.</w:t>
-            </w:r>
-          </w:p>
-          <w:bookmarkEnd w:id="41"/>
-          <w:p>
-            <w:pPr>
-              <w:widowControl w:val="0"/>
-              <w:rPr>
-                <w:sz w:val="22"/>
-                <w:szCs w:val="22"/>
-              </w:rPr>
-            </w:pPr>
-            <w:r>
-              <w:rPr>
-                <w:sz w:val="22"/>
-                <w:szCs w:val="22"/>
-              </w:rPr>
-              <w:t xml:space="preserve">Having medium </w:t>
-            </w:r>
-            <w:r>
-              <w:rPr>
-                <w:sz w:val="22"/>
-                <w:szCs w:val="22"/>
-              </w:rPr>
-              <w:t xml:space="preserve">family </w:t>
-            </w:r>
-            <w:r>
-              <w:rPr>
-                <w:sz w:val="22"/>
-                <w:szCs w:val="22"/>
-              </w:rPr>
-              <w:t>income decreases</w:t>
-            </w:r>
-            <w:r>
-              <w:rPr>
-                <w:sz w:val="22"/>
-                <w:szCs w:val="22"/>
-              </w:rPr>
-              <w:t xml:space="preserve"> socio-economic index score </w:t>
-            </w:r>
-            <w:r>
-              <w:rPr>
-                <w:sz w:val="22"/>
-                <w:szCs w:val="22"/>
-              </w:rPr>
-              <w:t xml:space="preserve">by 4.10 points compared to having high </w:t>
-            </w:r>
-            <w:r>
-              <w:rPr>
-                <w:sz w:val="22"/>
-                <w:szCs w:val="22"/>
-              </w:rPr>
-              <w:t xml:space="preserve">family </w:t>
-            </w:r>
-            <w:r>
-              <w:rPr>
-                <w:sz w:val="22"/>
-                <w:szCs w:val="22"/>
-              </w:rPr>
-              <w:t>income.</w:t>
-            </w:r>
-          </w:p>
-          <w:bookmarkEnd w:id="40"/>
-          <w:p>
-            <w:pPr>
-              <w:shd w:val="clear" w:color="auto" w:fill="FFFFFF"/>
-              <w:rPr>
-                <w:sz w:val="22"/>
-                <w:szCs w:val="22"/>
-              </w:rPr>
-            </w:pPr>
-            <w:r>
-              <w:rPr>
-                <w:b/>
-                <w:sz w:val="22"/>
-                <w:szCs w:val="22"/>
-              </w:rPr>
-              <w:t>Third paragraph</w:t>
-            </w:r>
-            <w:r>
-              <w:rPr>
-                <w:sz w:val="22"/>
-                <w:szCs w:val="22"/>
-              </w:rPr>
-              <w:t>:</w:t>
+              <w:t>Having low family income is associated with 11.12 points lower predicted socio-economic index score than having high family income.</w:t>
             </w:r>
           </w:p>
           <w:p>
             <w:pPr>
-              <w:rPr>
+              <w:pStyle w:val="NormalWeb"/>
+              <w:shd w:val="clear" w:color="auto" w:fill="FFFFFF"/>
+              <w:spacing w:before="0" w:beforeAutospacing="0" w:after="240" w:afterAutospacing="0"/>
+            </w:pPr>
+            <w:r>
+              <w:rPr>
+                <w:rFonts w:ascii="Arial" w:hAnsi="Arial" w:cs="Arial"/>
+                <w:color w:val="000000"/>
                 <w:sz w:val="22"/>
                 <w:szCs w:val="22"/>
               </w:rPr>
-            </w:pPr>
-            <w:r>
-              <w:rPr>
-                <w:sz w:val="22"/>
-                <w:szCs w:val="22"/>
-              </w:rPr>
-              <w:t xml:space="preserve">The strongest predictor of respondents’ socio-economic index score is occupational prestige score </w:t>
-            </w:r>
-            <w:bookmarkStart w:id="42" w:name="_Hlk229466815"/>
-            <w:r>
-              <w:rPr>
-                <w:sz w:val="22"/>
-                <w:szCs w:val="22"/>
-              </w:rPr>
-              <w:t>(std.Coeff=0.6</w:t>
-            </w:r>
-            <w:r>
-              <w:rPr>
-                <w:sz w:val="22"/>
-                <w:szCs w:val="22"/>
-              </w:rPr>
-              <w:t>4</w:t>
-            </w:r>
-            <w:r>
-              <w:rPr>
-                <w:sz w:val="22"/>
-                <w:szCs w:val="22"/>
-              </w:rPr>
-              <w:t xml:space="preserve">), </w:t>
-            </w:r>
-            <w:bookmarkEnd w:id="42"/>
-            <w:r>
-              <w:rPr>
-                <w:sz w:val="22"/>
-                <w:szCs w:val="22"/>
-              </w:rPr>
-              <w:t xml:space="preserve">followed by </w:t>
-            </w:r>
-            <w:r>
-              <w:rPr>
-                <w:sz w:val="22"/>
-                <w:szCs w:val="22"/>
-              </w:rPr>
-              <w:t xml:space="preserve">having low </w:t>
-            </w:r>
-            <w:r>
-              <w:rPr>
-                <w:sz w:val="22"/>
-                <w:szCs w:val="22"/>
-              </w:rPr>
-              <w:t xml:space="preserve">family </w:t>
-            </w:r>
-            <w:r>
-              <w:rPr>
-                <w:sz w:val="22"/>
-                <w:szCs w:val="22"/>
-              </w:rPr>
-              <w:t xml:space="preserve">income </w:t>
-            </w:r>
-            <w:r>
-              <w:rPr>
-                <w:sz w:val="22"/>
-                <w:szCs w:val="22"/>
-              </w:rPr>
-              <w:t>(std.Coeff=</w:t>
-            </w:r>
-            <w:r>
-              <w:rPr>
-                <w:sz w:val="22"/>
-                <w:szCs w:val="22"/>
-              </w:rPr>
-              <w:t>-</w:t>
-            </w:r>
-            <w:r>
-              <w:rPr>
-                <w:sz w:val="22"/>
-                <w:szCs w:val="22"/>
-              </w:rPr>
-              <w:t>0.</w:t>
-            </w:r>
-            <w:r>
-              <w:rPr>
-                <w:sz w:val="22"/>
-                <w:szCs w:val="22"/>
-              </w:rPr>
-              <w:t>24</w:t>
-            </w:r>
-            <w:r>
-              <w:rPr>
-                <w:sz w:val="22"/>
-                <w:szCs w:val="22"/>
-              </w:rPr>
-              <w:t>), respondents' education in years (std.Coeff=0.1</w:t>
-            </w:r>
-            <w:r>
-              <w:rPr>
-                <w:sz w:val="22"/>
-                <w:szCs w:val="22"/>
-              </w:rPr>
-              <w:t>6</w:t>
-            </w:r>
-            <w:r>
-              <w:rPr>
-                <w:sz w:val="22"/>
-                <w:szCs w:val="22"/>
-              </w:rPr>
-              <w:t xml:space="preserve">), </w:t>
-            </w:r>
-            <w:r>
-              <w:rPr>
-                <w:sz w:val="22"/>
-                <w:szCs w:val="22"/>
-              </w:rPr>
-              <w:t xml:space="preserve">having medium </w:t>
-            </w:r>
-            <w:r>
-              <w:rPr>
-                <w:sz w:val="22"/>
-                <w:szCs w:val="22"/>
-              </w:rPr>
-              <w:t xml:space="preserve">family </w:t>
-            </w:r>
-            <w:r>
-              <w:rPr>
-                <w:sz w:val="22"/>
-                <w:szCs w:val="22"/>
-              </w:rPr>
-              <w:t xml:space="preserve">income </w:t>
-            </w:r>
-            <w:r>
-              <w:rPr>
-                <w:sz w:val="22"/>
-                <w:szCs w:val="22"/>
-              </w:rPr>
-              <w:t>(std.Coeff=</w:t>
-            </w:r>
-            <w:r>
-              <w:rPr>
-                <w:sz w:val="22"/>
-                <w:szCs w:val="22"/>
-              </w:rPr>
-              <w:t>-0.09</w:t>
-            </w:r>
-            <w:r>
-              <w:rPr>
-                <w:sz w:val="22"/>
-                <w:szCs w:val="22"/>
-              </w:rPr>
-              <w:t xml:space="preserve">), respondents' subjective class identification </w:t>
-            </w:r>
-            <w:bookmarkStart w:id="43" w:name="_Hlk229466984"/>
-            <w:r>
-              <w:rPr>
-                <w:sz w:val="22"/>
-                <w:szCs w:val="22"/>
-              </w:rPr>
-              <w:t>(std.Coeff=0.</w:t>
-            </w:r>
-            <w:r>
-              <w:rPr>
-                <w:sz w:val="22"/>
-                <w:szCs w:val="22"/>
-              </w:rPr>
-              <w:t>07</w:t>
-            </w:r>
-            <w:r>
-              <w:rPr>
-                <w:sz w:val="22"/>
-                <w:szCs w:val="22"/>
-              </w:rPr>
-              <w:t>)</w:t>
-            </w:r>
-            <w:r>
-              <w:rPr>
-                <w:sz w:val="22"/>
-                <w:szCs w:val="22"/>
-              </w:rPr>
-              <w:t xml:space="preserve">, </w:t>
-            </w:r>
-            <w:bookmarkEnd w:id="43"/>
-            <w:r>
-              <w:rPr>
-                <w:sz w:val="22"/>
-                <w:szCs w:val="22"/>
-              </w:rPr>
-              <w:t xml:space="preserve">using computer </w:t>
-            </w:r>
-            <w:r>
-              <w:rPr>
-                <w:sz w:val="22"/>
-                <w:szCs w:val="22"/>
-              </w:rPr>
-              <w:t>(std.Coeff=0.</w:t>
-            </w:r>
-            <w:r>
-              <w:rPr>
-                <w:sz w:val="22"/>
-                <w:szCs w:val="22"/>
-              </w:rPr>
-              <w:t>04</w:t>
-            </w:r>
-            <w:r>
-              <w:rPr>
-                <w:sz w:val="22"/>
-                <w:szCs w:val="22"/>
-              </w:rPr>
-              <w:t>)</w:t>
-            </w:r>
-            <w:r>
-              <w:rPr>
-                <w:sz w:val="22"/>
-                <w:szCs w:val="22"/>
-              </w:rPr>
-              <w:t xml:space="preserve">, and respondents’ age </w:t>
-            </w:r>
-            <w:r>
-              <w:rPr>
-                <w:sz w:val="22"/>
-                <w:szCs w:val="22"/>
-              </w:rPr>
-              <w:t>(std.Coeff=</w:t>
-            </w:r>
-            <w:r>
-              <w:rPr>
-                <w:sz w:val="22"/>
-                <w:szCs w:val="22"/>
-              </w:rPr>
-              <w:t>-0.03</w:t>
-            </w:r>
-            <w:r>
-              <w:rPr>
-                <w:sz w:val="22"/>
-                <w:szCs w:val="22"/>
-              </w:rPr>
-              <w:t>)</w:t>
-            </w:r>
-            <w:r>
-              <w:rPr>
-                <w:sz w:val="22"/>
-                <w:szCs w:val="22"/>
-              </w:rPr>
-              <w:t>.</w:t>
+              <w:t>Having medium family income is associated with 4.10 points lower predicted socio-economic index score than having high family income.</w:t>
             </w:r>
           </w:p>
           <w:p>
             <w:pPr>
+              <w:pStyle w:val="NormalWeb"/>
               <w:shd w:val="clear" w:color="auto" w:fill="FFFFFF"/>
-              <w:rPr>
+              <w:spacing w:before="0" w:beforeAutospacing="0" w:after="0" w:afterAutospacing="0"/>
+            </w:pPr>
+            <w:r>
+              <w:rPr>
+                <w:rFonts w:ascii="Arial" w:hAnsi="Arial" w:cs="Arial"/>
+                <w:b/>
+                <w:bCs/>
+                <w:color w:val="000000"/>
                 <w:sz w:val="22"/>
                 <w:szCs w:val="22"/>
               </w:rPr>
-            </w:pPr>
-            <w:r>
-              <w:rPr>
-                <w:b/>
-                <w:sz w:val="22"/>
-                <w:szCs w:val="22"/>
-              </w:rPr>
-              <w:t>Fourth paragraph</w:t>
-            </w:r>
-            <w:r>
-              <w:rPr>
-                <w:sz w:val="22"/>
-                <w:szCs w:val="22"/>
-              </w:rPr>
-              <w:t>:</w:t>
+              <w:t>Third paragraph: The explanation of standardized coefficients</w:t>
             </w:r>
           </w:p>
           <w:p>
             <w:pPr>
+              <w:pStyle w:val="NormalWeb"/>
               <w:shd w:val="clear" w:color="auto" w:fill="FFFFFF"/>
-              <w:spacing w:after="0"/>
-              <w:rPr>
-                <w:sz w:val="18"/>
-                <w:szCs w:val="18"/>
-              </w:rPr>
+              <w:spacing w:before="0" w:beforeAutospacing="0" w:after="240" w:afterAutospacing="0"/>
             </w:pPr>
             <w:r>
               <w:rPr>
+                <w:rFonts w:ascii="Arial" w:hAnsi="Arial" w:cs="Arial"/>
+                <w:color w:val="000000"/>
                 <w:sz w:val="22"/>
                 <w:szCs w:val="22"/>
               </w:rPr>
-              <w:t>The adjusted R squared value indicates that 7</w:t>
-            </w:r>
-            <w:r>
-              <w:rPr>
+              <w:t>The largest standardized association with respondents' socio-economic index score is for respondents' occupational prestige score (std. Coeff=0.64), followed by having low family income (std. Coeff=-0.24), respondents' education in years (std. Coeff=0.16), having medium family income (std. Coeff=-0.09), respondents' subjective class identification (std. Coeff=0.07), using computer (std. Coeff=0.04), and respondents' age (std. Coeff=-0.03).</w:t>
+            </w:r>
+          </w:p>
+          <w:p>
+            <w:pPr>
+              <w:pStyle w:val="NormalWeb"/>
+              <w:shd w:val="clear" w:color="auto" w:fill="FFFFFF"/>
+              <w:spacing w:before="0" w:beforeAutospacing="0" w:after="240" w:afterAutospacing="0"/>
+            </w:pPr>
+            <w:r>
+              <w:rPr>
+                <w:rFonts w:ascii="Arial" w:hAnsi="Arial" w:cs="Arial"/>
+                <w:b/>
+                <w:bCs/>
+                <w:color w:val="000000"/>
                 <w:sz w:val="22"/>
                 <w:szCs w:val="22"/>
               </w:rPr>
-              <w:t>3</w:t>
-            </w:r>
-            <w:r>
-              <w:rPr>
+              <w:t>Fourth paragraph: The explanation of adjusted R-squared</w:t>
+            </w:r>
+          </w:p>
+          <w:p>
+            <w:pPr>
+              <w:pStyle w:val="NormalWeb"/>
+              <w:shd w:val="clear" w:color="auto" w:fill="FFFFFF"/>
+              <w:spacing w:before="0" w:beforeAutospacing="0" w:after="260" w:afterAutospacing="0"/>
+            </w:pPr>
+            <w:r>
+              <w:rPr>
+                <w:rFonts w:ascii="Arial" w:hAnsi="Arial" w:cs="Arial"/>
+                <w:color w:val="000000"/>
                 <w:sz w:val="22"/>
                 <w:szCs w:val="22"/>
               </w:rPr>
-              <w:t>.</w:t>
-            </w:r>
-            <w:r>
-              <w:rPr>
+              <w:t>The adjusted R-squared value indicates that the model, which includes respondents' age, respondents' education in years, respondents' occupational prestige score, respondents' subjective class identification, computer use, family income, and satisfaction with work, accounts for 73.9% of the variation in respondents' socio-economic index score</w:t>
+            </w:r>
+            <w:r>
+              <w:rPr>
+                <w:rFonts w:ascii="Arial" w:hAnsi="Arial" w:cs="Arial"/>
+                <w:color w:val="000000"/>
                 <w:sz w:val="22"/>
                 <w:szCs w:val="22"/>
               </w:rPr>
-              <w:t>9</w:t>
-            </w:r>
-            <w:r>
-              <w:rPr>
-                <w:sz w:val="22"/>
-                <w:szCs w:val="22"/>
-              </w:rPr>
-              <w:t xml:space="preserve">% of the variation in respondents’ socio-economic index score can be explained by </w:t>
-            </w:r>
-            <w:r>
-              <w:rPr>
-                <w:sz w:val="22"/>
-                <w:szCs w:val="22"/>
-              </w:rPr>
-              <w:t>r</w:t>
-            </w:r>
-            <w:r>
-              <w:rPr>
-                <w:sz w:val="22"/>
-                <w:szCs w:val="22"/>
-              </w:rPr>
-              <w:t xml:space="preserve">espondents' </w:t>
-            </w:r>
-            <w:r>
-              <w:rPr>
-                <w:sz w:val="22"/>
-                <w:szCs w:val="22"/>
-              </w:rPr>
-              <w:t>age,</w:t>
-            </w:r>
-            <w:r>
-              <w:rPr>
-                <w:sz w:val="22"/>
-                <w:szCs w:val="22"/>
-              </w:rPr>
-              <w:t xml:space="preserve"> respondents' education in years, respondents' occupational prestige score, respondents' subjective class identification</w:t>
-            </w:r>
-            <w:r>
-              <w:rPr>
-                <w:sz w:val="22"/>
-                <w:szCs w:val="22"/>
-              </w:rPr>
-              <w:t xml:space="preserve">, using computer, having low </w:t>
-            </w:r>
-            <w:r>
-              <w:rPr>
-                <w:sz w:val="22"/>
-                <w:szCs w:val="22"/>
-              </w:rPr>
-              <w:t xml:space="preserve">family </w:t>
-            </w:r>
-            <w:r>
-              <w:rPr>
-                <w:sz w:val="22"/>
-                <w:szCs w:val="22"/>
-              </w:rPr>
-              <w:t>income, and having medium</w:t>
-            </w:r>
-            <w:r>
-              <w:rPr>
-                <w:sz w:val="22"/>
-                <w:szCs w:val="22"/>
-              </w:rPr>
-              <w:t xml:space="preserve"> </w:t>
-            </w:r>
-            <w:r>
-              <w:rPr>
-                <w:sz w:val="22"/>
-                <w:szCs w:val="22"/>
-              </w:rPr>
-              <w:t>family</w:t>
-            </w:r>
-            <w:r>
-              <w:rPr>
-                <w:sz w:val="22"/>
-                <w:szCs w:val="22"/>
-              </w:rPr>
-              <w:t xml:space="preserve"> income.</w:t>
+              <w:t>.</w:t>
             </w:r>
           </w:p>
         </w:tc>
@@ -5887,7 +5611,7 @@
 </file>
 
 <file path=word/endnotes.xml><?xml version="1.0" encoding="utf-8"?>
-<w:endnotes xmlns:wpc="http://schemas.microsoft.com/office/word/2010/wordprocessingCanvas" xmlns:cx="http://schemas.microsoft.com/office/drawing/2014/chartex" xmlns:cx1="http://schemas.microsoft.com/office/drawing/2015/9/8/chartex" xmlns:cx2="http://schemas.microsoft.com/office/drawing/2015/10/21/chartex" xmlns:cx3="http://schemas.microsoft.com/office/drawing/2016/5/9/chartex" xmlns:cx4="http://schemas.microsoft.com/office/drawing/2016/5/10/chartex" xmlns:cx5="http://schemas.microsoft.com/office/drawing/2016/5/11/chartex" xmlns:cx6="http://schemas.microsoft.com/office/drawing/2016/5/12/chartex" xmlns:cx7="http://schemas.microsoft.com/office/drawing/2016/5/13/chartex" xmlns:cx8="http://schemas.microsoft.com/office/drawing/2016/5/14/chartex" xmlns:mc="http://schemas.openxmlformats.org/markup-compatibility/2006" xmlns:aink="http://schemas.microsoft.com/office/drawing/2016/ink" xmlns:am3d="http://schemas.microsoft.com/office/drawing/2017/model3d" xmlns:o="urn:schemas-microsoft-com:office:office" xmlns:oel="http://schemas.microsoft.com/office/2019/extlst" xmlns:r="http://schemas.openxmlformats.org/officeDocument/2006/relationships" xmlns:m="http://schemas.openxmlformats.org/officeDocument/2006/math" xmlns:v="urn:schemas-microsoft-com:vml" xmlns:wp14="http://schemas.microsoft.com/office/word/2010/wordprocessingDrawing" xmlns:wp="http://schemas.openxmlformats.org/drawingml/2006/wordprocessingDrawing" xmlns:w10="urn:schemas-microsoft-com:office:word" xmlns:w="http://schemas.openxmlformats.org/wordprocessingml/2006/main" xmlns:w14="http://schemas.microsoft.com/office/word/2010/wordml" xmlns:w15="http://schemas.microsoft.com/office/word/2012/wordml" xmlns:w16cex="http://schemas.microsoft.com/office/word/2018/wordml/cex" xmlns:w16cid="http://schemas.microsoft.com/office/word/2016/wordml/cid" xmlns:w16="http://schemas.microsoft.com/office/word/2018/wordml" xmlns:w16du="http://schemas.microsoft.com/office/word/2023/wordml/word16du" xmlns:w16sdtdh="http://schemas.microsoft.com/office/word/2020/wordml/sdtdatahash" xmlns:w16sdtfl="http://schemas.microsoft.com/office/word/2024/wordml/sdtformatlock" xmlns:w16se="http://schemas.microsoft.com/office/word/2015/wordml/symex" xmlns:wpg="http://schemas.microsoft.com/office/word/2010/wordprocessingGroup" xmlns:wpi="http://schemas.microsoft.com/office/word/2010/wordprocessingInk" xmlns:wne="http://schemas.microsoft.com/office/word/2006/wordml" xmlns:wps="http://schemas.microsoft.com/office/word/2010/wordprocessingShape" mc:Ignorable="w14 w15 w16se w16cid w16 w16cex w16sdtdh w16sdtfl w16du wp14">
+<w:endnotes xmlns:wpc="http://schemas.microsoft.com/office/word/2010/wordprocessingCanvas" xmlns:cx="http://schemas.microsoft.com/office/drawing/2014/chartex" xmlns:cx1="http://schemas.microsoft.com/office/drawing/2015/9/8/chartex" xmlns:cx2="http://schemas.microsoft.com/office/drawing/2015/10/21/chartex" xmlns:cx3="http://schemas.microsoft.com/office/drawing/2016/5/9/chartex" xmlns:cx4="http://schemas.microsoft.com/office/drawing/2016/5/10/chartex" xmlns:cx5="http://schemas.microsoft.com/office/drawing/2016/5/11/chartex" xmlns:cx6="http://schemas.microsoft.com/office/drawing/2016/5/12/chartex" xmlns:cx7="http://schemas.microsoft.com/office/drawing/2016/5/13/chartex" xmlns:cx8="http://schemas.microsoft.com/office/drawing/2016/5/14/chartex" xmlns:mc="http://schemas.openxmlformats.org/markup-compatibility/2006" xmlns:m="http://schemas.openxmlformats.org/officeDocument/2006/math" xmlns:aink="http://schemas.microsoft.com/office/drawing/2016/ink" xmlns:am3d="http://schemas.microsoft.com/office/drawing/2017/model3d" xmlns:oel="http://schemas.microsoft.com/office/2019/extlst" xmlns:r="http://schemas.openxmlformats.org/officeDocument/2006/relationships" xmlns:wp14="http://schemas.microsoft.com/office/word/2010/wordprocessingDrawing" xmlns:wp="http://schemas.openxmlformats.org/drawingml/2006/wordprocessingDrawing" xmlns:wpg="http://schemas.microsoft.com/office/word/2010/wordprocessingGroup" xmlns:wpi="http://schemas.microsoft.com/office/word/2010/wordprocessingInk" xmlns:wps="http://schemas.microsoft.com/office/word/2010/wordprocessingShape" xmlns:o="urn:schemas-microsoft-com:office:office" xmlns:v="urn:schemas-microsoft-com:vml" xmlns:w10="urn:schemas-microsoft-com:office:word" xmlns:w="http://schemas.openxmlformats.org/wordprocessingml/2006/main" xmlns:w14="http://schemas.microsoft.com/office/word/2010/wordml" xmlns:w15="http://schemas.microsoft.com/office/word/2012/wordml" xmlns:w16cex="http://schemas.microsoft.com/office/word/2018/wordml/cex" xmlns:w16cid="http://schemas.microsoft.com/office/word/2016/wordml/cid" xmlns:w16="http://schemas.microsoft.com/office/word/2018/wordml" xmlns:w16sdtdh="http://schemas.microsoft.com/office/word/2020/wordml/sdtdatahash" xmlns:w16sdtfl="http://schemas.microsoft.com/office/word/2024/wordml/sdtformatlock" xmlns:w16se="http://schemas.microsoft.com/office/word/2015/wordml/symex" xmlns:w16du="http://schemas.microsoft.com/office/word/2023/wordml/word16du" xmlns:wne="http://schemas.microsoft.com/office/word/2006/wordml" mc:Ignorable="w14 w15 w16se w16cid w16 w16cex w16sdtdh w16sdtfl w16du wp14">
   <w:endnote w:type="separator" w:id="-1">
     <w:p>
       <w:r>
@@ -5906,7 +5630,7 @@
 </file>
 
 <file path=word/footer1.xml><?xml version="1.0" encoding="utf-8"?>
-<w:ftr xmlns:wpc="http://schemas.microsoft.com/office/word/2010/wordprocessingCanvas" xmlns:cx="http://schemas.microsoft.com/office/drawing/2014/chartex" xmlns:cx1="http://schemas.microsoft.com/office/drawing/2015/9/8/chartex" xmlns:cx2="http://schemas.microsoft.com/office/drawing/2015/10/21/chartex" xmlns:cx3="http://schemas.microsoft.com/office/drawing/2016/5/9/chartex" xmlns:cx4="http://schemas.microsoft.com/office/drawing/2016/5/10/chartex" xmlns:cx5="http://schemas.microsoft.com/office/drawing/2016/5/11/chartex" xmlns:cx6="http://schemas.microsoft.com/office/drawing/2016/5/12/chartex" xmlns:cx7="http://schemas.microsoft.com/office/drawing/2016/5/13/chartex" xmlns:cx8="http://schemas.microsoft.com/office/drawing/2016/5/14/chartex" xmlns:mc="http://schemas.openxmlformats.org/markup-compatibility/2006" xmlns:aink="http://schemas.microsoft.com/office/drawing/2016/ink" xmlns:am3d="http://schemas.microsoft.com/office/drawing/2017/model3d" xmlns:o="urn:schemas-microsoft-com:office:office" xmlns:oel="http://schemas.microsoft.com/office/2019/extlst" xmlns:r="http://schemas.openxmlformats.org/officeDocument/2006/relationships" xmlns:m="http://schemas.openxmlformats.org/officeDocument/2006/math" xmlns:v="urn:schemas-microsoft-com:vml" xmlns:wp14="http://schemas.microsoft.com/office/word/2010/wordprocessingDrawing" xmlns:wp="http://schemas.openxmlformats.org/drawingml/2006/wordprocessingDrawing" xmlns:w10="urn:schemas-microsoft-com:office:word" xmlns:w="http://schemas.openxmlformats.org/wordprocessingml/2006/main" xmlns:w14="http://schemas.microsoft.com/office/word/2010/wordml" xmlns:w15="http://schemas.microsoft.com/office/word/2012/wordml" xmlns:w16cex="http://schemas.microsoft.com/office/word/2018/wordml/cex" xmlns:w16cid="http://schemas.microsoft.com/office/word/2016/wordml/cid" xmlns:w16="http://schemas.microsoft.com/office/word/2018/wordml" xmlns:w16du="http://schemas.microsoft.com/office/word/2023/wordml/word16du" xmlns:w16sdtdh="http://schemas.microsoft.com/office/word/2020/wordml/sdtdatahash" xmlns:w16sdtfl="http://schemas.microsoft.com/office/word/2024/wordml/sdtformatlock" xmlns:w16se="http://schemas.microsoft.com/office/word/2015/wordml/symex" xmlns:wpg="http://schemas.microsoft.com/office/word/2010/wordprocessingGroup" xmlns:wpi="http://schemas.microsoft.com/office/word/2010/wordprocessingInk" xmlns:wne="http://schemas.microsoft.com/office/word/2006/wordml" xmlns:wps="http://schemas.microsoft.com/office/word/2010/wordprocessingShape" mc:Ignorable="w14 w15 w16se w16cid w16 w16cex w16sdtdh w16sdtfl w16du wp14">
+<w:ftr xmlns:wpc="http://schemas.microsoft.com/office/word/2010/wordprocessingCanvas" xmlns:cx="http://schemas.microsoft.com/office/drawing/2014/chartex" xmlns:cx1="http://schemas.microsoft.com/office/drawing/2015/9/8/chartex" xmlns:cx2="http://schemas.microsoft.com/office/drawing/2015/10/21/chartex" xmlns:cx3="http://schemas.microsoft.com/office/drawing/2016/5/9/chartex" xmlns:cx4="http://schemas.microsoft.com/office/drawing/2016/5/10/chartex" xmlns:cx5="http://schemas.microsoft.com/office/drawing/2016/5/11/chartex" xmlns:cx6="http://schemas.microsoft.com/office/drawing/2016/5/12/chartex" xmlns:cx7="http://schemas.microsoft.com/office/drawing/2016/5/13/chartex" xmlns:cx8="http://schemas.microsoft.com/office/drawing/2016/5/14/chartex" xmlns:mc="http://schemas.openxmlformats.org/markup-compatibility/2006" xmlns:m="http://schemas.openxmlformats.org/officeDocument/2006/math" xmlns:aink="http://schemas.microsoft.com/office/drawing/2016/ink" xmlns:am3d="http://schemas.microsoft.com/office/drawing/2017/model3d" xmlns:oel="http://schemas.microsoft.com/office/2019/extlst" xmlns:r="http://schemas.openxmlformats.org/officeDocument/2006/relationships" xmlns:wp14="http://schemas.microsoft.com/office/word/2010/wordprocessingDrawing" xmlns:wp="http://schemas.openxmlformats.org/drawingml/2006/wordprocessingDrawing" xmlns:wpg="http://schemas.microsoft.com/office/word/2010/wordprocessingGroup" xmlns:wpi="http://schemas.microsoft.com/office/word/2010/wordprocessingInk" xmlns:wps="http://schemas.microsoft.com/office/word/2010/wordprocessingShape" xmlns:o="urn:schemas-microsoft-com:office:office" xmlns:v="urn:schemas-microsoft-com:vml" xmlns:w10="urn:schemas-microsoft-com:office:word" xmlns:w="http://schemas.openxmlformats.org/wordprocessingml/2006/main" xmlns:w14="http://schemas.microsoft.com/office/word/2010/wordml" xmlns:w15="http://schemas.microsoft.com/office/word/2012/wordml" xmlns:w16cex="http://schemas.microsoft.com/office/word/2018/wordml/cex" xmlns:w16cid="http://schemas.microsoft.com/office/word/2016/wordml/cid" xmlns:w16="http://schemas.microsoft.com/office/word/2018/wordml" xmlns:w16sdtdh="http://schemas.microsoft.com/office/word/2020/wordml/sdtdatahash" xmlns:w16sdtfl="http://schemas.microsoft.com/office/word/2024/wordml/sdtformatlock" xmlns:w16se="http://schemas.microsoft.com/office/word/2015/wordml/symex" xmlns:w16du="http://schemas.microsoft.com/office/word/2023/wordml/word16du" xmlns:wne="http://schemas.microsoft.com/office/word/2006/wordml" mc:Ignorable="w14 w15 w16se w16cid w16 w16cex w16sdtdh w16sdtfl w16du wp14">
   <w:sdt>
     <w:sdtPr>
       <w:rPr>
@@ -5964,7 +5688,7 @@
 </file>
 
 <file path=word/footer2.xml><?xml version="1.0" encoding="utf-8"?>
-<w:ftr xmlns:wpc="http://schemas.microsoft.com/office/word/2010/wordprocessingCanvas" xmlns:cx="http://schemas.microsoft.com/office/drawing/2014/chartex" xmlns:cx1="http://schemas.microsoft.com/office/drawing/2015/9/8/chartex" xmlns:cx2="http://schemas.microsoft.com/office/drawing/2015/10/21/chartex" xmlns:cx3="http://schemas.microsoft.com/office/drawing/2016/5/9/chartex" xmlns:cx4="http://schemas.microsoft.com/office/drawing/2016/5/10/chartex" xmlns:cx5="http://schemas.microsoft.com/office/drawing/2016/5/11/chartex" xmlns:cx6="http://schemas.microsoft.com/office/drawing/2016/5/12/chartex" xmlns:cx7="http://schemas.microsoft.com/office/drawing/2016/5/13/chartex" xmlns:cx8="http://schemas.microsoft.com/office/drawing/2016/5/14/chartex" xmlns:mc="http://schemas.openxmlformats.org/markup-compatibility/2006" xmlns:aink="http://schemas.microsoft.com/office/drawing/2016/ink" xmlns:am3d="http://schemas.microsoft.com/office/drawing/2017/model3d" xmlns:o="urn:schemas-microsoft-com:office:office" xmlns:oel="http://schemas.microsoft.com/office/2019/extlst" xmlns:r="http://schemas.openxmlformats.org/officeDocument/2006/relationships" xmlns:m="http://schemas.openxmlformats.org/officeDocument/2006/math" xmlns:v="urn:schemas-microsoft-com:vml" xmlns:wp14="http://schemas.microsoft.com/office/word/2010/wordprocessingDrawing" xmlns:wp="http://schemas.openxmlformats.org/drawingml/2006/wordprocessingDrawing" xmlns:w10="urn:schemas-microsoft-com:office:word" xmlns:w="http://schemas.openxmlformats.org/wordprocessingml/2006/main" xmlns:w14="http://schemas.microsoft.com/office/word/2010/wordml" xmlns:w15="http://schemas.microsoft.com/office/word/2012/wordml" xmlns:w16cex="http://schemas.microsoft.com/office/word/2018/wordml/cex" xmlns:w16cid="http://schemas.microsoft.com/office/word/2016/wordml/cid" xmlns:w16="http://schemas.microsoft.com/office/word/2018/wordml" xmlns:w16du="http://schemas.microsoft.com/office/word/2023/wordml/word16du" xmlns:w16sdtdh="http://schemas.microsoft.com/office/word/2020/wordml/sdtdatahash" xmlns:w16sdtfl="http://schemas.microsoft.com/office/word/2024/wordml/sdtformatlock" xmlns:w16se="http://schemas.microsoft.com/office/word/2015/wordml/symex" xmlns:wpg="http://schemas.microsoft.com/office/word/2010/wordprocessingGroup" xmlns:wpi="http://schemas.microsoft.com/office/word/2010/wordprocessingInk" xmlns:wne="http://schemas.microsoft.com/office/word/2006/wordml" xmlns:wps="http://schemas.microsoft.com/office/word/2010/wordprocessingShape" mc:Ignorable="w14 w15 w16se w16cid w16 w16cex w16sdtdh w16sdtfl w16du wp14">
+<w:ftr xmlns:wpc="http://schemas.microsoft.com/office/word/2010/wordprocessingCanvas" xmlns:cx="http://schemas.microsoft.com/office/drawing/2014/chartex" xmlns:cx1="http://schemas.microsoft.com/office/drawing/2015/9/8/chartex" xmlns:cx2="http://schemas.microsoft.com/office/drawing/2015/10/21/chartex" xmlns:cx3="http://schemas.microsoft.com/office/drawing/2016/5/9/chartex" xmlns:cx4="http://schemas.microsoft.com/office/drawing/2016/5/10/chartex" xmlns:cx5="http://schemas.microsoft.com/office/drawing/2016/5/11/chartex" xmlns:cx6="http://schemas.microsoft.com/office/drawing/2016/5/12/chartex" xmlns:cx7="http://schemas.microsoft.com/office/drawing/2016/5/13/chartex" xmlns:cx8="http://schemas.microsoft.com/office/drawing/2016/5/14/chartex" xmlns:mc="http://schemas.openxmlformats.org/markup-compatibility/2006" xmlns:m="http://schemas.openxmlformats.org/officeDocument/2006/math" xmlns:aink="http://schemas.microsoft.com/office/drawing/2016/ink" xmlns:am3d="http://schemas.microsoft.com/office/drawing/2017/model3d" xmlns:oel="http://schemas.microsoft.com/office/2019/extlst" xmlns:r="http://schemas.openxmlformats.org/officeDocument/2006/relationships" xmlns:wp14="http://schemas.microsoft.com/office/word/2010/wordprocessingDrawing" xmlns:wp="http://schemas.openxmlformats.org/drawingml/2006/wordprocessingDrawing" xmlns:wpg="http://schemas.microsoft.com/office/word/2010/wordprocessingGroup" xmlns:wpi="http://schemas.microsoft.com/office/word/2010/wordprocessingInk" xmlns:wps="http://schemas.microsoft.com/office/word/2010/wordprocessingShape" xmlns:o="urn:schemas-microsoft-com:office:office" xmlns:v="urn:schemas-microsoft-com:vml" xmlns:w10="urn:schemas-microsoft-com:office:word" xmlns:w="http://schemas.openxmlformats.org/wordprocessingml/2006/main" xmlns:w14="http://schemas.microsoft.com/office/word/2010/wordml" xmlns:w15="http://schemas.microsoft.com/office/word/2012/wordml" xmlns:w16cex="http://schemas.microsoft.com/office/word/2018/wordml/cex" xmlns:w16cid="http://schemas.microsoft.com/office/word/2016/wordml/cid" xmlns:w16="http://schemas.microsoft.com/office/word/2018/wordml" xmlns:w16sdtdh="http://schemas.microsoft.com/office/word/2020/wordml/sdtdatahash" xmlns:w16sdtfl="http://schemas.microsoft.com/office/word/2024/wordml/sdtformatlock" xmlns:w16se="http://schemas.microsoft.com/office/word/2015/wordml/symex" xmlns:w16du="http://schemas.microsoft.com/office/word/2023/wordml/word16du" xmlns:wne="http://schemas.microsoft.com/office/word/2006/wordml" mc:Ignorable="w14 w15 w16se w16cid w16 w16cex w16sdtdh w16sdtfl w16du wp14">
   <w:sdt>
     <w:sdtPr>
       <w:rPr>
@@ -6029,7 +5753,7 @@
 </file>
 
 <file path=word/footnotes.xml><?xml version="1.0" encoding="utf-8"?>
-<w:footnotes xmlns:wpc="http://schemas.microsoft.com/office/word/2010/wordprocessingCanvas" xmlns:cx="http://schemas.microsoft.com/office/drawing/2014/chartex" xmlns:cx1="http://schemas.microsoft.com/office/drawing/2015/9/8/chartex" xmlns:cx2="http://schemas.microsoft.com/office/drawing/2015/10/21/chartex" xmlns:cx3="http://schemas.microsoft.com/office/drawing/2016/5/9/chartex" xmlns:cx4="http://schemas.microsoft.com/office/drawing/2016/5/10/chartex" xmlns:cx5="http://schemas.microsoft.com/office/drawing/2016/5/11/chartex" xmlns:cx6="http://schemas.microsoft.com/office/drawing/2016/5/12/chartex" xmlns:cx7="http://schemas.microsoft.com/office/drawing/2016/5/13/chartex" xmlns:cx8="http://schemas.microsoft.com/office/drawing/2016/5/14/chartex" xmlns:mc="http://schemas.openxmlformats.org/markup-compatibility/2006" xmlns:aink="http://schemas.microsoft.com/office/drawing/2016/ink" xmlns:am3d="http://schemas.microsoft.com/office/drawing/2017/model3d" xmlns:o="urn:schemas-microsoft-com:office:office" xmlns:oel="http://schemas.microsoft.com/office/2019/extlst" xmlns:r="http://schemas.openxmlformats.org/officeDocument/2006/relationships" xmlns:m="http://schemas.openxmlformats.org/officeDocument/2006/math" xmlns:v="urn:schemas-microsoft-com:vml" xmlns:wp14="http://schemas.microsoft.com/office/word/2010/wordprocessingDrawing" xmlns:wp="http://schemas.openxmlformats.org/drawingml/2006/wordprocessingDrawing" xmlns:w10="urn:schemas-microsoft-com:office:word" xmlns:w="http://schemas.openxmlformats.org/wordprocessingml/2006/main" xmlns:w14="http://schemas.microsoft.com/office/word/2010/wordml" xmlns:w15="http://schemas.microsoft.com/office/word/2012/wordml" xmlns:w16cex="http://schemas.microsoft.com/office/word/2018/wordml/cex" xmlns:w16cid="http://schemas.microsoft.com/office/word/2016/wordml/cid" xmlns:w16="http://schemas.microsoft.com/office/word/2018/wordml" xmlns:w16du="http://schemas.microsoft.com/office/word/2023/wordml/word16du" xmlns:w16sdtdh="http://schemas.microsoft.com/office/word/2020/wordml/sdtdatahash" xmlns:w16sdtfl="http://schemas.microsoft.com/office/word/2024/wordml/sdtformatlock" xmlns:w16se="http://schemas.microsoft.com/office/word/2015/wordml/symex" xmlns:wpg="http://schemas.microsoft.com/office/word/2010/wordprocessingGroup" xmlns:wpi="http://schemas.microsoft.com/office/word/2010/wordprocessingInk" xmlns:wne="http://schemas.microsoft.com/office/word/2006/wordml" xmlns:wps="http://schemas.microsoft.com/office/word/2010/wordprocessingShape" mc:Ignorable="w14 w15 w16se w16cid w16 w16cex w16sdtdh w16sdtfl w16du wp14">
+<w:footnotes xmlns:wpc="http://schemas.microsoft.com/office/word/2010/wordprocessingCanvas" xmlns:cx="http://schemas.microsoft.com/office/drawing/2014/chartex" xmlns:cx1="http://schemas.microsoft.com/office/drawing/2015/9/8/chartex" xmlns:cx2="http://schemas.microsoft.com/office/drawing/2015/10/21/chartex" xmlns:cx3="http://schemas.microsoft.com/office/drawing/2016/5/9/chartex" xmlns:cx4="http://schemas.microsoft.com/office/drawing/2016/5/10/chartex" xmlns:cx5="http://schemas.microsoft.com/office/drawing/2016/5/11/chartex" xmlns:cx6="http://schemas.microsoft.com/office/drawing/2016/5/12/chartex" xmlns:cx7="http://schemas.microsoft.com/office/drawing/2016/5/13/chartex" xmlns:cx8="http://schemas.microsoft.com/office/drawing/2016/5/14/chartex" xmlns:mc="http://schemas.openxmlformats.org/markup-compatibility/2006" xmlns:m="http://schemas.openxmlformats.org/officeDocument/2006/math" xmlns:aink="http://schemas.microsoft.com/office/drawing/2016/ink" xmlns:am3d="http://schemas.microsoft.com/office/drawing/2017/model3d" xmlns:oel="http://schemas.microsoft.com/office/2019/extlst" xmlns:r="http://schemas.openxmlformats.org/officeDocument/2006/relationships" xmlns:wp14="http://schemas.microsoft.com/office/word/2010/wordprocessingDrawing" xmlns:wp="http://schemas.openxmlformats.org/drawingml/2006/wordprocessingDrawing" xmlns:wpg="http://schemas.microsoft.com/office/word/2010/wordprocessingGroup" xmlns:wpi="http://schemas.microsoft.com/office/word/2010/wordprocessingInk" xmlns:wps="http://schemas.microsoft.com/office/word/2010/wordprocessingShape" xmlns:o="urn:schemas-microsoft-com:office:office" xmlns:v="urn:schemas-microsoft-com:vml" xmlns:w10="urn:schemas-microsoft-com:office:word" xmlns:w="http://schemas.openxmlformats.org/wordprocessingml/2006/main" xmlns:w14="http://schemas.microsoft.com/office/word/2010/wordml" xmlns:w15="http://schemas.microsoft.com/office/word/2012/wordml" xmlns:w16cex="http://schemas.microsoft.com/office/word/2018/wordml/cex" xmlns:w16cid="http://schemas.microsoft.com/office/word/2016/wordml/cid" xmlns:w16="http://schemas.microsoft.com/office/word/2018/wordml" xmlns:w16sdtdh="http://schemas.microsoft.com/office/word/2020/wordml/sdtdatahash" xmlns:w16sdtfl="http://schemas.microsoft.com/office/word/2024/wordml/sdtformatlock" xmlns:w16se="http://schemas.microsoft.com/office/word/2015/wordml/symex" xmlns:w16du="http://schemas.microsoft.com/office/word/2023/wordml/word16du" xmlns:wne="http://schemas.microsoft.com/office/word/2006/wordml" mc:Ignorable="w14 w15 w16se w16cid w16 w16cex w16sdtdh w16sdtfl w16du wp14">
   <w:footnote w:type="separator" w:id="-1">
     <w:p>
       <w:r>
@@ -6048,7 +5772,7 @@
 </file>
 
 <file path=word/header1.xml><?xml version="1.0" encoding="utf-8"?>
-<w:hdr xmlns:wpc="http://schemas.microsoft.com/office/word/2010/wordprocessingCanvas" xmlns:cx="http://schemas.microsoft.com/office/drawing/2014/chartex" xmlns:cx1="http://schemas.microsoft.com/office/drawing/2015/9/8/chartex" xmlns:cx2="http://schemas.microsoft.com/office/drawing/2015/10/21/chartex" xmlns:cx3="http://schemas.microsoft.com/office/drawing/2016/5/9/chartex" xmlns:cx4="http://schemas.microsoft.com/office/drawing/2016/5/10/chartex" xmlns:cx5="http://schemas.microsoft.com/office/drawing/2016/5/11/chartex" xmlns:cx6="http://schemas.microsoft.com/office/drawing/2016/5/12/chartex" xmlns:cx7="http://schemas.microsoft.com/office/drawing/2016/5/13/chartex" xmlns:cx8="http://schemas.microsoft.com/office/drawing/2016/5/14/chartex" xmlns:mc="http://schemas.openxmlformats.org/markup-compatibility/2006" xmlns:aink="http://schemas.microsoft.com/office/drawing/2016/ink" xmlns:am3d="http://schemas.microsoft.com/office/drawing/2017/model3d" xmlns:o="urn:schemas-microsoft-com:office:office" xmlns:oel="http://schemas.microsoft.com/office/2019/extlst" xmlns:r="http://schemas.openxmlformats.org/officeDocument/2006/relationships" xmlns:m="http://schemas.openxmlformats.org/officeDocument/2006/math" xmlns:v="urn:schemas-microsoft-com:vml" xmlns:wp14="http://schemas.microsoft.com/office/word/2010/wordprocessingDrawing" xmlns:wp="http://schemas.openxmlformats.org/drawingml/2006/wordprocessingDrawing" xmlns:w10="urn:schemas-microsoft-com:office:word" xmlns:w="http://schemas.openxmlformats.org/wordprocessingml/2006/main" xmlns:w14="http://schemas.microsoft.com/office/word/2010/wordml" xmlns:w15="http://schemas.microsoft.com/office/word/2012/wordml" xmlns:w16cex="http://schemas.microsoft.com/office/word/2018/wordml/cex" xmlns:w16cid="http://schemas.microsoft.com/office/word/2016/wordml/cid" xmlns:w16="http://schemas.microsoft.com/office/word/2018/wordml" xmlns:w16du="http://schemas.microsoft.com/office/word/2023/wordml/word16du" xmlns:w16sdtdh="http://schemas.microsoft.com/office/word/2020/wordml/sdtdatahash" xmlns:w16sdtfl="http://schemas.microsoft.com/office/word/2024/wordml/sdtformatlock" xmlns:w16se="http://schemas.microsoft.com/office/word/2015/wordml/symex" xmlns:wpg="http://schemas.microsoft.com/office/word/2010/wordprocessingGroup" xmlns:wpi="http://schemas.microsoft.com/office/word/2010/wordprocessingInk" xmlns:wne="http://schemas.microsoft.com/office/word/2006/wordml" xmlns:wps="http://schemas.microsoft.com/office/word/2010/wordprocessingShape" mc:Ignorable="w14 w15 w16se w16cid w16 w16cex w16sdtdh w16sdtfl w16du wp14">
+<w:hdr xmlns:wpc="http://schemas.microsoft.com/office/word/2010/wordprocessingCanvas" xmlns:cx="http://schemas.microsoft.com/office/drawing/2014/chartex" xmlns:cx1="http://schemas.microsoft.com/office/drawing/2015/9/8/chartex" xmlns:cx2="http://schemas.microsoft.com/office/drawing/2015/10/21/chartex" xmlns:cx3="http://schemas.microsoft.com/office/drawing/2016/5/9/chartex" xmlns:cx4="http://schemas.microsoft.com/office/drawing/2016/5/10/chartex" xmlns:cx5="http://schemas.microsoft.com/office/drawing/2016/5/11/chartex" xmlns:cx6="http://schemas.microsoft.com/office/drawing/2016/5/12/chartex" xmlns:cx7="http://schemas.microsoft.com/office/drawing/2016/5/13/chartex" xmlns:cx8="http://schemas.microsoft.com/office/drawing/2016/5/14/chartex" xmlns:mc="http://schemas.openxmlformats.org/markup-compatibility/2006" xmlns:m="http://schemas.openxmlformats.org/officeDocument/2006/math" xmlns:aink="http://schemas.microsoft.com/office/drawing/2016/ink" xmlns:am3d="http://schemas.microsoft.com/office/drawing/2017/model3d" xmlns:oel="http://schemas.microsoft.com/office/2019/extlst" xmlns:r="http://schemas.openxmlformats.org/officeDocument/2006/relationships" xmlns:wp14="http://schemas.microsoft.com/office/word/2010/wordprocessingDrawing" xmlns:wp="http://schemas.openxmlformats.org/drawingml/2006/wordprocessingDrawing" xmlns:wpg="http://schemas.microsoft.com/office/word/2010/wordprocessingGroup" xmlns:wpi="http://schemas.microsoft.com/office/word/2010/wordprocessingInk" xmlns:wps="http://schemas.microsoft.com/office/word/2010/wordprocessingShape" xmlns:o="urn:schemas-microsoft-com:office:office" xmlns:v="urn:schemas-microsoft-com:vml" xmlns:w10="urn:schemas-microsoft-com:office:word" xmlns:w="http://schemas.openxmlformats.org/wordprocessingml/2006/main" xmlns:w14="http://schemas.microsoft.com/office/word/2010/wordml" xmlns:w15="http://schemas.microsoft.com/office/word/2012/wordml" xmlns:w16cex="http://schemas.microsoft.com/office/word/2018/wordml/cex" xmlns:w16cid="http://schemas.microsoft.com/office/word/2016/wordml/cid" xmlns:w16="http://schemas.microsoft.com/office/word/2018/wordml" xmlns:w16sdtdh="http://schemas.microsoft.com/office/word/2020/wordml/sdtdatahash" xmlns:w16sdtfl="http://schemas.microsoft.com/office/word/2024/wordml/sdtformatlock" xmlns:w16se="http://schemas.microsoft.com/office/word/2015/wordml/symex" xmlns:w16du="http://schemas.microsoft.com/office/word/2023/wordml/word16du" xmlns:wne="http://schemas.microsoft.com/office/word/2006/wordml" mc:Ignorable="w14 w15 w16se w16cid w16 w16cex w16sdtdh w16sdtfl w16du wp14">
   <w:p>
     <w:pPr>
       <w:pStyle w:val="Logo"/>
@@ -6098,7 +5822,7 @@
 </file>
 
 <file path=word/numbering.xml><?xml version="1.0" encoding="utf-8"?>
-<w:numbering xmlns:wpc="http://schemas.microsoft.com/office/word/2010/wordprocessingCanvas" xmlns:cx="http://schemas.microsoft.com/office/drawing/2014/chartex" xmlns:cx1="http://schemas.microsoft.com/office/drawing/2015/9/8/chartex" xmlns:cx2="http://schemas.microsoft.com/office/drawing/2015/10/21/chartex" xmlns:cx3="http://schemas.microsoft.com/office/drawing/2016/5/9/chartex" xmlns:cx4="http://schemas.microsoft.com/office/drawing/2016/5/10/chartex" xmlns:cx5="http://schemas.microsoft.com/office/drawing/2016/5/11/chartex" xmlns:cx6="http://schemas.microsoft.com/office/drawing/2016/5/12/chartex" xmlns:cx7="http://schemas.microsoft.com/office/drawing/2016/5/13/chartex" xmlns:cx8="http://schemas.microsoft.com/office/drawing/2016/5/14/chartex" xmlns:mc="http://schemas.openxmlformats.org/markup-compatibility/2006" xmlns:aink="http://schemas.microsoft.com/office/drawing/2016/ink" xmlns:am3d="http://schemas.microsoft.com/office/drawing/2017/model3d" xmlns:o="urn:schemas-microsoft-com:office:office" xmlns:oel="http://schemas.microsoft.com/office/2019/extlst" xmlns:r="http://schemas.openxmlformats.org/officeDocument/2006/relationships" xmlns:m="http://schemas.openxmlformats.org/officeDocument/2006/math" xmlns:v="urn:schemas-microsoft-com:vml" xmlns:wp14="http://schemas.microsoft.com/office/word/2010/wordprocessingDrawing" xmlns:wp="http://schemas.openxmlformats.org/drawingml/2006/wordprocessingDrawing" xmlns:w10="urn:schemas-microsoft-com:office:word" xmlns:w="http://schemas.openxmlformats.org/wordprocessingml/2006/main" xmlns:w14="http://schemas.microsoft.com/office/word/2010/wordml" xmlns:w15="http://schemas.microsoft.com/office/word/2012/wordml" xmlns:w16cex="http://schemas.microsoft.com/office/word/2018/wordml/cex" xmlns:w16cid="http://schemas.microsoft.com/office/word/2016/wordml/cid" xmlns:w16="http://schemas.microsoft.com/office/word/2018/wordml" xmlns:w16du="http://schemas.microsoft.com/office/word/2023/wordml/word16du" xmlns:w16sdtdh="http://schemas.microsoft.com/office/word/2020/wordml/sdtdatahash" xmlns:w16sdtfl="http://schemas.microsoft.com/office/word/2024/wordml/sdtformatlock" xmlns:w16se="http://schemas.microsoft.com/office/word/2015/wordml/symex" xmlns:wpg="http://schemas.microsoft.com/office/word/2010/wordprocessingGroup" xmlns:wpi="http://schemas.microsoft.com/office/word/2010/wordprocessingInk" xmlns:wne="http://schemas.microsoft.com/office/word/2006/wordml" xmlns:wps="http://schemas.microsoft.com/office/word/2010/wordprocessingShape" mc:Ignorable="w14 w15 w16se w16cid w16 w16cex w16sdtdh w16sdtfl w16du wp14">
+<w:numbering xmlns:wpc="http://schemas.microsoft.com/office/word/2010/wordprocessingCanvas" xmlns:cx="http://schemas.microsoft.com/office/drawing/2014/chartex" xmlns:cx1="http://schemas.microsoft.com/office/drawing/2015/9/8/chartex" xmlns:cx2="http://schemas.microsoft.com/office/drawing/2015/10/21/chartex" xmlns:cx3="http://schemas.microsoft.com/office/drawing/2016/5/9/chartex" xmlns:cx4="http://schemas.microsoft.com/office/drawing/2016/5/10/chartex" xmlns:cx5="http://schemas.microsoft.com/office/drawing/2016/5/11/chartex" xmlns:cx6="http://schemas.microsoft.com/office/drawing/2016/5/12/chartex" xmlns:cx7="http://schemas.microsoft.com/office/drawing/2016/5/13/chartex" xmlns:cx8="http://schemas.microsoft.com/office/drawing/2016/5/14/chartex" xmlns:mc="http://schemas.openxmlformats.org/markup-compatibility/2006" xmlns:m="http://schemas.openxmlformats.org/officeDocument/2006/math" xmlns:aink="http://schemas.microsoft.com/office/drawing/2016/ink" xmlns:am3d="http://schemas.microsoft.com/office/drawing/2017/model3d" xmlns:oel="http://schemas.microsoft.com/office/2019/extlst" xmlns:r="http://schemas.openxmlformats.org/officeDocument/2006/relationships" xmlns:wp14="http://schemas.microsoft.com/office/word/2010/wordprocessingDrawing" xmlns:wp="http://schemas.openxmlformats.org/drawingml/2006/wordprocessingDrawing" xmlns:wpg="http://schemas.microsoft.com/office/word/2010/wordprocessingGroup" xmlns:wpi="http://schemas.microsoft.com/office/word/2010/wordprocessingInk" xmlns:wps="http://schemas.microsoft.com/office/word/2010/wordprocessingShape" xmlns:o="urn:schemas-microsoft-com:office:office" xmlns:v="urn:schemas-microsoft-com:vml" xmlns:w10="urn:schemas-microsoft-com:office:word" xmlns:w="http://schemas.openxmlformats.org/wordprocessingml/2006/main" xmlns:w14="http://schemas.microsoft.com/office/word/2010/wordml" xmlns:w15="http://schemas.microsoft.com/office/word/2012/wordml" xmlns:w16cex="http://schemas.microsoft.com/office/word/2018/wordml/cex" xmlns:w16cid="http://schemas.microsoft.com/office/word/2016/wordml/cid" xmlns:w16="http://schemas.microsoft.com/office/word/2018/wordml" xmlns:w16sdtdh="http://schemas.microsoft.com/office/word/2020/wordml/sdtdatahash" xmlns:w16sdtfl="http://schemas.microsoft.com/office/word/2024/wordml/sdtformatlock" xmlns:w16se="http://schemas.microsoft.com/office/word/2015/wordml/symex" xmlns:w16du="http://schemas.microsoft.com/office/word/2023/wordml/word16du" xmlns:wne="http://schemas.microsoft.com/office/word/2006/wordml" mc:Ignorable="w14 w15 w16se w16cid w16 w16cex w16sdtdh w16sdtfl w16du wp14">
   <w:abstractNum w:abstractNumId="0" w15:restartNumberingAfterBreak="0">
     <w:nsid w:val="01F7215A"/>
     <w:multiLevelType w:val="multilevel"/>
@@ -13890,7 +13614,7 @@
 </file>
 
 <file path=word/styles.xml><?xml version="1.0" encoding="utf-8"?>
-<w:styles xmlns:mc="http://schemas.openxmlformats.org/markup-compatibility/2006" xmlns:r="http://schemas.openxmlformats.org/officeDocument/2006/relationships" xmlns:w="http://schemas.openxmlformats.org/wordprocessingml/2006/main" xmlns:w14="http://schemas.microsoft.com/office/word/2010/wordml" xmlns:w15="http://schemas.microsoft.com/office/word/2012/wordml" xmlns:w16cex="http://schemas.microsoft.com/office/word/2018/wordml/cex" xmlns:w16cid="http://schemas.microsoft.com/office/word/2016/wordml/cid" xmlns:w16="http://schemas.microsoft.com/office/word/2018/wordml" xmlns:w16du="http://schemas.microsoft.com/office/word/2023/wordml/word16du" xmlns:w16sdtdh="http://schemas.microsoft.com/office/word/2020/wordml/sdtdatahash" xmlns:w16sdtfl="http://schemas.microsoft.com/office/word/2024/wordml/sdtformatlock" xmlns:w16se="http://schemas.microsoft.com/office/word/2015/wordml/symex" mc:Ignorable="w14 w15 w16se w16cid w16 w16cex w16sdtdh w16sdtfl w16du">
+<w:styles xmlns:mc="http://schemas.openxmlformats.org/markup-compatibility/2006" xmlns:r="http://schemas.openxmlformats.org/officeDocument/2006/relationships" xmlns:w="http://schemas.openxmlformats.org/wordprocessingml/2006/main" xmlns:w14="http://schemas.microsoft.com/office/word/2010/wordml" xmlns:w15="http://schemas.microsoft.com/office/word/2012/wordml" xmlns:w16cex="http://schemas.microsoft.com/office/word/2018/wordml/cex" xmlns:w16cid="http://schemas.microsoft.com/office/word/2016/wordml/cid" xmlns:w16="http://schemas.microsoft.com/office/word/2018/wordml" xmlns:w16sdtdh="http://schemas.microsoft.com/office/word/2020/wordml/sdtdatahash" xmlns:w16sdtfl="http://schemas.microsoft.com/office/word/2024/wordml/sdtformatlock" xmlns:w16se="http://schemas.microsoft.com/office/word/2015/wordml/symex" xmlns:w16du="http://schemas.microsoft.com/office/word/2023/wordml/word16du" mc:Ignorable="w14 w15 w16se w16cid w16 w16cex w16sdtdh w16sdtfl w16du">
   <w:docDefaults>
     <w:rPrDefault>
       <w:rPr>
@@ -15469,7 +15193,6 @@
     <w:name w:val="Normal (Web)"/>
     <w:basedOn w:val="Normal"/>
     <w:uiPriority w:val="99"/>
-    <w:semiHidden/>
     <w:unhideWhenUsed/>
     <w:rsid w:val="005B296E"/>
     <w:pPr>
@@ -16739,28 +16462,28 @@
 </file>
 
 <file path=customXml/item1.xml><?xml version="1.0" encoding="utf-8"?>
+<b:Sources xmlns:b="http://schemas.openxmlformats.org/officeDocument/2006/bibliography" xmlns="http://schemas.openxmlformats.org/officeDocument/2006/bibliography" SelectedStyle="/APASixthEditionOfficeOnline.xsl" StyleName="APA" Version="6"/>
+</file>
+
+<file path=customXml/item2.xml><?xml version="1.0" encoding="utf-8"?>
 <go:gDocsCustomXmlDataStorage xmlns:go="http://customooxmlschemas.google.com/" xmlns:r="http://schemas.openxmlformats.org/officeDocument/2006/relationships" uri="GoogleDocsCustomDataVersion2">
   <go:docsCustomData xmlns:go="http://customooxmlschemas.google.com/" roundtripDataSignature="AMtx7mjNM190Tgsv8Hr7tOEtkBC9xrTWYw==">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</go:docsCustomData>
 </go:gDocsCustomXmlDataStorage>
 </file>
 
-<file path=customXml/item2.xml><?xml version="1.0" encoding="utf-8"?>
-<b:Sources xmlns:b="http://schemas.openxmlformats.org/officeDocument/2006/bibliography" xmlns="http://schemas.openxmlformats.org/officeDocument/2006/bibliography" SelectedStyle="/APASixthEditionOfficeOnline.xsl" StyleName="APA" Version="6"/>
+<file path=customXml/itemProps1.xml><?xml version="1.0" encoding="utf-8"?>
+<ds:datastoreItem xmlns:ds="http://schemas.openxmlformats.org/officeDocument/2006/customXml" ds:itemID="{1BF72D80-5CC7-EB46-A118-175E8DAC0E96}">
+  <ds:schemaRefs>
+    <ds:schemaRef ds:uri="http://schemas.openxmlformats.org/officeDocument/2006/bibliography"/>
+  </ds:schemaRefs>
+</ds:datastoreItem>
 </file>
 
-<file path=customXml/itemProps1.xml><?xml version="1.0" encoding="utf-8"?>
+<file path=customXml/itemProps2.xml><?xml version="1.0" encoding="utf-8"?>
 <ds:datastoreItem xmlns:ds="http://schemas.openxmlformats.org/officeDocument/2006/customXml" ds:itemID="{11111111-1234-1234-1234-123412341234}">
   <ds:schemaRefs>
     <ds:schemaRef ds:uri="http://customooxmlschemas.google.com/"/>
     <ds:schemaRef ds:uri="http://schemas.openxmlformats.org/officeDocument/2006/relationships"/>
   </ds:schemaRefs>
 </ds:datastoreItem>
-</file>
-
-<file path=customXml/itemProps2.xml><?xml version="1.0" encoding="utf-8"?>
-<ds:datastoreItem xmlns:ds="http://schemas.openxmlformats.org/officeDocument/2006/customXml" ds:itemID="{1BF72D80-5CC7-EB46-A118-175E8DAC0E96}">
-  <ds:schemaRefs>
-    <ds:schemaRef ds:uri="http://schemas.openxmlformats.org/officeDocument/2006/bibliography"/>
-  </ds:schemaRefs>
-</ds:datastoreItem>
 </file>